--- a/docs_rules/2. AI 관리자페이지 강좌 개설및 강사 회원 가입(최고 관리자).docx
+++ b/docs_rules/2. AI 관리자페이지 강좌 개설및 강사 회원 가입(최고 관리자).docx
@@ -8,28 +8,782 @@
       </w:pPr>
       <w:r>
         <w:rPr>
+          <w:rStyle w:val="citation-722"/>
+        </w:rPr>
+        <w:t xml:space="preserve">[프로젝트 개요] 학원/교육 시스템의 최고관리자(Super Admin) 권한 및 필수 관리 기능을 개발해 줘. </w:t>
+      </w:r>
+      <w:r>
+        <w:rPr>
+          <w:rStyle w:val="citation-721"/>
+        </w:rPr>
+        <w:t xml:space="preserve">아래 명시된 모든 요구사항, 스마트 에디터 파일 관리 로직, DB 정책을 누락 없이 코드로 구현해야 해. </w:t>
+      </w:r>
+    </w:p>
+    <w:p>
+      <w:pPr>
+        <w:pStyle w:val="a6"/>
+      </w:pPr>
+      <w:r>
+        <w:t xml:space="preserve">1. </w:t>
+      </w:r>
+      <w:r>
+        <w:rPr>
+          <w:rStyle w:val="citation-720"/>
+        </w:rPr>
+        <w:t xml:space="preserve">최고 관리자 UI 및 마이페이지 권한 </w:t>
+      </w:r>
+    </w:p>
+    <w:p>
+      <w:pPr>
+        <w:pStyle w:val="a6"/>
+        <w:numPr>
+          <w:ilvl w:val="0"/>
+          <w:numId w:val="8"/>
+        </w:numPr>
+        <w:ind w:left="1160"/>
+      </w:pPr>
+      <w:r>
+        <w:rPr>
+          <w:rStyle w:val="citation-719"/>
+        </w:rPr>
+        <w:t xml:space="preserve">상단 헤더(Header) UI: 최고 관리자 로그인 시 상단 메뉴에 프로필 사진(아바타) 아이콘을 노출하지 마. </w:t>
+      </w:r>
+    </w:p>
+    <w:p>
+      <w:pPr>
+        <w:pStyle w:val="a6"/>
+        <w:numPr>
+          <w:ilvl w:val="0"/>
+          <w:numId w:val="8"/>
+        </w:numPr>
+        <w:ind w:left="1160"/>
+      </w:pPr>
+      <w:r>
+        <w:rPr>
+          <w:rStyle w:val="citation-718"/>
+        </w:rPr>
+        <w:t xml:space="preserve">마이페이지 기능: 텍스트나 기본 메뉴를 통해 '마이페이지'로 이동할 수 있게 하고, 마이페이지에서는 오직 비밀번호만 </w:t>
+      </w:r>
+      <w:proofErr w:type="gramStart"/>
+      <w:r>
+        <w:rPr>
+          <w:rStyle w:val="citation-718"/>
+        </w:rPr>
+        <w:t>수정 할</w:t>
+      </w:r>
+      <w:proofErr w:type="gramEnd"/>
+      <w:r>
+        <w:rPr>
+          <w:rStyle w:val="citation-718"/>
+        </w:rPr>
+        <w:t xml:space="preserve"> 수 있도록 화면과 로직을 제한해서 구성해. </w:t>
+      </w:r>
+    </w:p>
+    <w:p>
+      <w:pPr>
+        <w:pStyle w:val="a6"/>
+      </w:pPr>
+      <w:r>
+        <w:t xml:space="preserve">2. </w:t>
+      </w:r>
+      <w:r>
+        <w:rPr>
+          <w:rStyle w:val="citation-717"/>
+        </w:rPr>
+        <w:t xml:space="preserve">데이터베이스(DB) 및 데이터 정책 </w:t>
+      </w:r>
+    </w:p>
+    <w:p>
+      <w:pPr>
+        <w:pStyle w:val="a6"/>
+        <w:numPr>
+          <w:ilvl w:val="0"/>
+          <w:numId w:val="9"/>
+        </w:numPr>
+        <w:ind w:left="1160"/>
+      </w:pPr>
+      <w:r>
+        <w:rPr>
+          <w:rStyle w:val="citation-716"/>
+        </w:rPr>
+        <w:t xml:space="preserve">교사 논리적 삭제(Soft Delete): 교사(선생님)를 삭제할 때 DB에서 물리적으로 지우지 마. </w:t>
+      </w:r>
+      <w:r>
+        <w:rPr>
+          <w:rStyle w:val="citation-715"/>
+        </w:rPr>
+        <w:t xml:space="preserve">is_deleted 플래그를 써서 리스트에서 숨기고 로그인이 불가능하게 막아둬. </w:t>
+      </w:r>
+    </w:p>
+    <w:p>
+      <w:pPr>
+        <w:pStyle w:val="a6"/>
+        <w:numPr>
+          <w:ilvl w:val="0"/>
+          <w:numId w:val="9"/>
+        </w:numPr>
+        <w:ind w:left="1160"/>
+      </w:pPr>
+      <w:r>
+        <w:rPr>
+          <w:rStyle w:val="citation-714"/>
+        </w:rPr>
+        <w:t xml:space="preserve">교사 삭제 방어 로직 (데이터 고립/미아 방지 필수 구현): </w:t>
+      </w:r>
+    </w:p>
+    <w:p>
+      <w:pPr>
+        <w:pStyle w:val="a6"/>
+        <w:numPr>
+          <w:ilvl w:val="1"/>
+          <w:numId w:val="9"/>
+        </w:numPr>
+        <w:ind w:left="1160"/>
+      </w:pPr>
+      <w:r>
+        <w:rPr>
+          <w:rStyle w:val="citation-713"/>
+        </w:rPr>
+        <w:t xml:space="preserve">백엔드(DB) 사전 검증 로직: 최고 관리자가 특정 교사를 </w:t>
+      </w:r>
+      <w:proofErr w:type="gramStart"/>
+      <w:r>
+        <w:rPr>
+          <w:rStyle w:val="citation-713"/>
+        </w:rPr>
+        <w:t>삭제( is</w:t>
+      </w:r>
+      <w:proofErr w:type="gramEnd"/>
+      <w:r>
+        <w:rPr>
+          <w:rStyle w:val="citation-713"/>
+        </w:rPr>
+        <w:t xml:space="preserve">_deleted: true 업데이트)하려고 삭제 버튼을 누르면, 백엔드에서 무조건 삭제 처리를 하지 말고 반드시 아래 두 가지 조건을 먼저 검사 해 줘. </w:t>
+      </w:r>
+    </w:p>
+    <w:p>
+      <w:pPr>
+        <w:pStyle w:val="a6"/>
+        <w:numPr>
+          <w:ilvl w:val="1"/>
+          <w:numId w:val="9"/>
+        </w:numPr>
+        <w:ind w:left="1160"/>
+      </w:pPr>
+      <w:r>
+        <w:rPr>
+          <w:rStyle w:val="citation-712"/>
+        </w:rPr>
+        <w:t xml:space="preserve">해당 교사가 담당하고 있는 강좌 중 상태값이 **'진행 중'**인 강좌가 존재하는지 확인. </w:t>
+      </w:r>
+    </w:p>
+    <w:p>
+      <w:pPr>
+        <w:pStyle w:val="a6"/>
+        <w:numPr>
+          <w:ilvl w:val="1"/>
+          <w:numId w:val="9"/>
+        </w:numPr>
+        <w:ind w:left="1160"/>
+      </w:pPr>
+      <w:r>
+        <w:rPr>
+          <w:rStyle w:val="citation-711"/>
+        </w:rPr>
+        <w:t xml:space="preserve">해당 교사가 담당하는 반에 가입을 신청하고 아직 **'승인 대기 중(pending)'**인 학생 데이터가 존재하는지 확인. </w:t>
+      </w:r>
+    </w:p>
+    <w:p>
+      <w:pPr>
+        <w:pStyle w:val="a6"/>
+        <w:numPr>
+          <w:ilvl w:val="0"/>
+          <w:numId w:val="9"/>
+        </w:numPr>
+        <w:ind w:left="1160"/>
+      </w:pPr>
+      <w:r>
+        <w:rPr>
+          <w:rStyle w:val="citation-710"/>
+        </w:rPr>
+        <w:t xml:space="preserve">예외 처리 및 프론트엔드 알림(Alert): 위 검사 결과, 연관된 데이터가 단 하나라도 남아있다면 DB 업데이트(삭제)를 즉시 중단(Block)해. </w:t>
+      </w:r>
+    </w:p>
+    <w:p>
+      <w:pPr>
+        <w:pStyle w:val="a6"/>
+        <w:numPr>
+          <w:ilvl w:val="0"/>
+          <w:numId w:val="9"/>
+        </w:numPr>
+        <w:ind w:left="1160"/>
+      </w:pPr>
+      <w:r>
+        <w:rPr>
+          <w:rStyle w:val="citation-709"/>
+        </w:rPr>
+        <w:t xml:space="preserve">그리고 최고 관리자 화면에 **"해당 교사가 담당 중인 반과 대기 학생이 있습니다. 먼저 다른 교사에게 [반 배정 이전]을 하시거나 반을 [종료] 처리해야 삭제할 수 있습니다."**라는 경고창을 명확하게 띄워줘. </w:t>
+      </w:r>
+    </w:p>
+    <w:p>
+      <w:pPr>
+        <w:pStyle w:val="a6"/>
+        <w:numPr>
+          <w:ilvl w:val="0"/>
+          <w:numId w:val="9"/>
+        </w:numPr>
+        <w:ind w:left="1160"/>
+      </w:pPr>
+      <w:r>
+        <w:rPr>
+          <w:rStyle w:val="citation-708"/>
+        </w:rPr>
+        <w:t xml:space="preserve">이를 통해 시스템 내에 관리자 없는 고아 데이터(Orphan Data)가 발생하는 것을 원천 차단해야 해. </w:t>
+      </w:r>
+    </w:p>
+    <w:p>
+      <w:pPr>
+        <w:pStyle w:val="a6"/>
+        <w:numPr>
+          <w:ilvl w:val="0"/>
+          <w:numId w:val="9"/>
+        </w:numPr>
+        <w:ind w:left="1160"/>
+      </w:pPr>
+      <w:r>
+        <w:rPr>
+          <w:rStyle w:val="citation-707"/>
+        </w:rPr>
+        <w:t xml:space="preserve">강사 중도 퇴직 시 학생 데이터 보호 및 원클릭 인수인계 로직 (위 경고창 발생 시 후속 처리): </w:t>
+      </w:r>
+    </w:p>
+    <w:p>
+      <w:pPr>
+        <w:pStyle w:val="a6"/>
+        <w:numPr>
+          <w:ilvl w:val="0"/>
+          <w:numId w:val="9"/>
+        </w:numPr>
+        <w:ind w:left="1160"/>
+      </w:pPr>
+      <w:r>
+        <w:rPr>
+          <w:rStyle w:val="citation-706"/>
+        </w:rPr>
+        <w:t xml:space="preserve">DB 구조 원칙: 학생 데이터는 특정 '교사'에게 직접 종속되게 만들지 마. </w:t>
+      </w:r>
+    </w:p>
+    <w:p>
+      <w:pPr>
+        <w:pStyle w:val="a6"/>
+        <w:numPr>
+          <w:ilvl w:val="0"/>
+          <w:numId w:val="9"/>
+        </w:numPr>
+        <w:ind w:left="1160"/>
+      </w:pPr>
+      <w:r>
+        <w:rPr>
+          <w:rStyle w:val="citation-705"/>
+        </w:rPr>
+        <w:t xml:space="preserve">반드시 학생은 '강좌(반)'에 </w:t>
+      </w:r>
+      <w:proofErr w:type="gramStart"/>
+      <w:r>
+        <w:rPr>
+          <w:rStyle w:val="citation-705"/>
+        </w:rPr>
+        <w:t>종속 되도록</w:t>
+      </w:r>
+      <w:proofErr w:type="gramEnd"/>
+      <w:r>
+        <w:rPr>
+          <w:rStyle w:val="citation-705"/>
+        </w:rPr>
+        <w:t xml:space="preserve"> 설계하고(예: 학생 문서에 course_id 저장), 교사 역시 해당 '강좌(반)'를 관리하는 형태(강좌 문서에 teacher_id 저장)로 DB 관계를 구성해. </w:t>
+      </w:r>
+    </w:p>
+    <w:p>
+      <w:pPr>
+        <w:pStyle w:val="a6"/>
+        <w:numPr>
+          <w:ilvl w:val="0"/>
+          <w:numId w:val="9"/>
+        </w:numPr>
+        <w:ind w:left="1160"/>
+      </w:pPr>
+      <w:r>
+        <w:rPr>
+          <w:rStyle w:val="citation-704"/>
+        </w:rPr>
+        <w:t xml:space="preserve">중도 퇴직 원클릭 인수인계 (UI/UX): 앞선 경고창과 함께 **[중도 퇴직 인수인계 팝업]**을 띄워줘. </w:t>
+      </w:r>
+    </w:p>
+    <w:p>
+      <w:pPr>
+        <w:pStyle w:val="a6"/>
+        <w:numPr>
+          <w:ilvl w:val="0"/>
+          <w:numId w:val="9"/>
+        </w:numPr>
+        <w:ind w:left="1160"/>
+      </w:pPr>
+      <w:r>
+        <w:rPr>
+          <w:rStyle w:val="citation-703"/>
+        </w:rPr>
+        <w:lastRenderedPageBreak/>
+        <w:t xml:space="preserve">팝업창에는 현재 활성화된 다른 교사 목록을 선택할 수 있는 **Selectbox(드롭다운)**를 노출해 줘. </w:t>
+      </w:r>
+    </w:p>
+    <w:p>
+      <w:pPr>
+        <w:pStyle w:val="a6"/>
+        <w:numPr>
+          <w:ilvl w:val="0"/>
+          <w:numId w:val="9"/>
+        </w:numPr>
+        <w:ind w:left="1160"/>
+      </w:pPr>
+      <w:r>
+        <w:rPr>
+          <w:rStyle w:val="citation-702"/>
+        </w:rPr>
+        <w:t xml:space="preserve">트랜잭션(Transaction) 처리 및 계정 차단: 관리자가 대체 교사를 선택하고 [인수인계 및 퇴직 적용] 버튼을 누르면, 파이어베이스 백엔드에서 아래 로직이 트랜잭션으로 동시에 처리되게 코딩해. </w:t>
+      </w:r>
+    </w:p>
+    <w:p>
+      <w:pPr>
+        <w:pStyle w:val="a6"/>
+        <w:numPr>
+          <w:ilvl w:val="0"/>
+          <w:numId w:val="9"/>
+        </w:numPr>
+        <w:ind w:left="1160"/>
+      </w:pPr>
+      <w:r>
+        <w:rPr>
+          <w:rStyle w:val="citation-701"/>
+        </w:rPr>
+        <w:t xml:space="preserve">해당 진행 중인 반의 담당 교사 </w:t>
+      </w:r>
+      <w:proofErr w:type="gramStart"/>
+      <w:r>
+        <w:rPr>
+          <w:rStyle w:val="citation-701"/>
+        </w:rPr>
+        <w:t>ID( teacher</w:t>
+      </w:r>
+      <w:proofErr w:type="gramEnd"/>
+      <w:r>
+        <w:rPr>
+          <w:rStyle w:val="citation-701"/>
+        </w:rPr>
+        <w:t xml:space="preserve">_id )를 새 교사로 즉시 업데이트 (학생들은 자동으로 새 교사 대시보드로 인계됨). </w:t>
+      </w:r>
+    </w:p>
+    <w:p>
+      <w:pPr>
+        <w:pStyle w:val="a6"/>
+        <w:numPr>
+          <w:ilvl w:val="0"/>
+          <w:numId w:val="9"/>
+        </w:numPr>
+        <w:ind w:left="1160"/>
+      </w:pPr>
+      <w:r>
+        <w:rPr>
+          <w:rStyle w:val="citation-700"/>
+        </w:rPr>
+        <w:t xml:space="preserve">기존 교사(중도 퇴직자)의 상태를 is_deleted: true 로 변경하고, Firebase Auth 로그인 계정 자체를 'Disabled(비활성화)' 처리하여 시스템 접근을 원천 차단해. </w:t>
+      </w:r>
+    </w:p>
+    <w:p>
+      <w:pPr>
+        <w:pStyle w:val="a6"/>
+        <w:numPr>
+          <w:ilvl w:val="0"/>
+          <w:numId w:val="9"/>
+        </w:numPr>
+        <w:ind w:left="1160"/>
+      </w:pPr>
+      <w:r>
+        <w:rPr>
+          <w:rStyle w:val="citation-699"/>
+        </w:rPr>
+        <w:t xml:space="preserve">[기술 지시] 강사 퇴직 시 Firebase Auth 계정을 비활성화하는 로직은 플러터 앱에서 직접 하지 말고, 반드시 **파이어베이스 클라우드 함수(Cloud Functions)와 Admin SDK를 활용한 백엔드 API(Callable Function)**를 만들어서 호출해. </w:t>
+      </w:r>
+    </w:p>
+    <w:p>
+      <w:pPr>
+        <w:pStyle w:val="a6"/>
+        <w:numPr>
+          <w:ilvl w:val="0"/>
+          <w:numId w:val="9"/>
+        </w:numPr>
+        <w:ind w:left="1160"/>
+      </w:pPr>
+      <w:r>
+        <w:rPr>
+          <w:rStyle w:val="citation-698"/>
+        </w:rPr>
+        <w:t xml:space="preserve">강좌(Course) 상태값(Status) 및 종료일 관리 (데이터 라이프사이클): </w:t>
+      </w:r>
+    </w:p>
+    <w:p>
+      <w:pPr>
+        <w:pStyle w:val="a6"/>
+        <w:numPr>
+          <w:ilvl w:val="0"/>
+          <w:numId w:val="9"/>
+        </w:numPr>
+        <w:ind w:left="1160"/>
+      </w:pPr>
+      <w:r>
+        <w:rPr>
+          <w:rStyle w:val="citation-697"/>
+        </w:rPr>
+        <w:t xml:space="preserve">강좌 개설 폼에 '과정 </w:t>
+      </w:r>
+      <w:proofErr w:type="gramStart"/>
+      <w:r>
+        <w:rPr>
+          <w:rStyle w:val="citation-697"/>
+        </w:rPr>
+        <w:t>종료일( end</w:t>
+      </w:r>
+      <w:proofErr w:type="gramEnd"/>
+      <w:r>
+        <w:rPr>
+          <w:rStyle w:val="citation-697"/>
+        </w:rPr>
+        <w:t xml:space="preserve">_date )' 입력 필드를 필수로 추가해. </w:t>
+      </w:r>
+    </w:p>
+    <w:p>
+      <w:pPr>
+        <w:pStyle w:val="a6"/>
+        <w:numPr>
+          <w:ilvl w:val="0"/>
+          <w:numId w:val="9"/>
+        </w:numPr>
+        <w:ind w:left="1160"/>
+      </w:pPr>
+      <w:r>
+        <w:rPr>
+          <w:rStyle w:val="citation-696"/>
+        </w:rPr>
+        <w:t xml:space="preserve">강좌 테이블에 '진행 중(active)', '종료(closed)', '삭제(deleted)' 3가지 상태값(status) 컬럼을 운영해. </w:t>
+      </w:r>
+    </w:p>
+    <w:p>
+      <w:pPr>
+        <w:pStyle w:val="a6"/>
+        <w:numPr>
+          <w:ilvl w:val="0"/>
+          <w:numId w:val="9"/>
+        </w:numPr>
+        <w:ind w:left="1160"/>
+      </w:pPr>
+      <w:r>
+        <w:rPr>
+          <w:rStyle w:val="citation-695"/>
+        </w:rPr>
+        <w:t xml:space="preserve">[중요 기술 가이드] 강좌 자동 종료 스케줄러 (알림 발송 절대 금지): </w:t>
+      </w:r>
+    </w:p>
+    <w:p>
+      <w:pPr>
+        <w:pStyle w:val="a6"/>
+        <w:numPr>
+          <w:ilvl w:val="0"/>
+          <w:numId w:val="9"/>
+        </w:numPr>
+        <w:ind w:left="1160"/>
+      </w:pPr>
+      <w:r>
+        <w:rPr>
+          <w:rStyle w:val="citation-694"/>
+        </w:rPr>
+        <w:t>매일 자정에 강좌 DB의 end_</w:t>
+      </w:r>
+      <w:proofErr w:type="gramStart"/>
+      <w:r>
+        <w:rPr>
+          <w:rStyle w:val="citation-694"/>
+        </w:rPr>
+        <w:t>date 를</w:t>
+      </w:r>
+      <w:proofErr w:type="gramEnd"/>
+      <w:r>
+        <w:rPr>
+          <w:rStyle w:val="citation-694"/>
+        </w:rPr>
+        <w:t xml:space="preserve"> 체크해서 기한이 지난 강좌의 상태값을 '종료(closed)'로 업데이트하는 스케줄러(Pub/Sub) 크론잡(Cron Job) 함수 를 만들어 줘. </w:t>
+      </w:r>
+    </w:p>
+    <w:p>
+      <w:pPr>
+        <w:pStyle w:val="a6"/>
+        <w:numPr>
+          <w:ilvl w:val="0"/>
+          <w:numId w:val="9"/>
+        </w:numPr>
+        <w:ind w:left="1160"/>
+      </w:pPr>
+      <w:r>
+        <w:rPr>
+          <w:rStyle w:val="citation-693"/>
+        </w:rPr>
+        <w:t xml:space="preserve">주의: 이 함수 안에는 FCM 푸시 알림 발송 코드를 절대 넣지 마. </w:t>
+      </w:r>
+      <w:r>
+        <w:rPr>
+          <w:rStyle w:val="citation-692"/>
+        </w:rPr>
+        <w:t xml:space="preserve">오직 DB 데이터 업데이트만 조용히 수행해야 해. </w:t>
+      </w:r>
+    </w:p>
+    <w:p>
+      <w:pPr>
+        <w:pStyle w:val="a6"/>
+        <w:numPr>
+          <w:ilvl w:val="0"/>
+          <w:numId w:val="9"/>
+        </w:numPr>
+        <w:ind w:left="1160"/>
+      </w:pPr>
+      <w:r>
+        <w:rPr>
+          <w:rStyle w:val="citation-691"/>
+        </w:rPr>
+        <w:t xml:space="preserve">수동 종료 로직: 최고 관리자는 대시보드 강좌 관리 메뉴에서 언제든지 수동으로 특정 강좌를 '종료' 상태로 강제 변경할 수 있어야 해. </w:t>
+      </w:r>
+    </w:p>
+    <w:p>
+      <w:pPr>
+        <w:pStyle w:val="a6"/>
+      </w:pPr>
+      <w:r>
+        <w:t xml:space="preserve">3. </w:t>
+      </w:r>
+      <w:r>
+        <w:rPr>
+          <w:rStyle w:val="citation-690"/>
+        </w:rPr>
+        <w:t xml:space="preserve">최고 관리자 대시보드 및 리스트 조회 </w:t>
+      </w:r>
+    </w:p>
+    <w:p>
+      <w:pPr>
+        <w:pStyle w:val="a6"/>
+        <w:numPr>
+          <w:ilvl w:val="0"/>
+          <w:numId w:val="10"/>
+        </w:numPr>
+        <w:ind w:left="1160"/>
+      </w:pPr>
+      <w:r>
+        <w:rPr>
+          <w:rStyle w:val="citation-689"/>
+        </w:rPr>
+        <w:t xml:space="preserve">학원 전체 통계 요약 (상단 카드형 UI): 대시보드 맨 위쪽에 학원의 전체 규모를 숫자로 띄워줘. </w:t>
+      </w:r>
+    </w:p>
+    <w:p>
+      <w:pPr>
+        <w:pStyle w:val="a6"/>
+        <w:numPr>
+          <w:ilvl w:val="1"/>
+          <w:numId w:val="10"/>
+        </w:numPr>
+        <w:ind w:left="1160"/>
+      </w:pPr>
+      <w:r>
+        <w:rPr>
+          <w:rStyle w:val="citation-688"/>
+          <w:rFonts w:ascii="Segoe UI Emoji" w:hAnsi="Segoe UI Emoji" w:cs="Segoe UI Emoji"/>
+        </w:rPr>
+        <w:t>👨</w:t>
+      </w:r>
+      <w:r>
+        <w:rPr>
+          <w:rStyle w:val="citation-688"/>
+          <w:rFonts w:ascii="맑은 고딕" w:eastAsia="맑은 고딕" w:hAnsi="맑은 고딕" w:cs="맑은 고딕" w:hint="eastAsia"/>
+        </w:rPr>
+        <w:t>‍</w:t>
+      </w:r>
+      <w:r>
+        <w:rPr>
+          <w:rStyle w:val="citation-688"/>
+          <w:rFonts w:ascii="Segoe UI Emoji" w:hAnsi="Segoe UI Emoji" w:cs="Segoe UI Emoji"/>
+        </w:rPr>
+        <w:t>🏫</w:t>
+      </w:r>
+      <w:r>
+        <w:rPr>
+          <w:rStyle w:val="citation-688"/>
+        </w:rPr>
+        <w:t xml:space="preserve"> 현재 활동 중인 교사: O명 </w:t>
+      </w:r>
+      <w:proofErr w:type="gramStart"/>
+      <w:r>
+        <w:rPr>
+          <w:rStyle w:val="citation-688"/>
+        </w:rPr>
+        <w:t>( is</w:t>
+      </w:r>
+      <w:proofErr w:type="gramEnd"/>
+      <w:r>
+        <w:rPr>
+          <w:rStyle w:val="citation-688"/>
+        </w:rPr>
+        <w:t xml:space="preserve">_deleted 가 아닌 활성 교사 수) </w:t>
+      </w:r>
+    </w:p>
+    <w:p>
+      <w:pPr>
+        <w:pStyle w:val="a6"/>
+        <w:numPr>
+          <w:ilvl w:val="1"/>
+          <w:numId w:val="10"/>
+        </w:numPr>
+        <w:ind w:left="1160"/>
+      </w:pPr>
+      <w:r>
+        <w:rPr>
+          <w:rStyle w:val="citation-687"/>
+          <w:rFonts w:ascii="Segoe UI Emoji" w:hAnsi="Segoe UI Emoji" w:cs="Segoe UI Emoji"/>
+        </w:rPr>
+        <w:t>📚</w:t>
+      </w:r>
+      <w:r>
+        <w:rPr>
+          <w:rStyle w:val="citation-687"/>
+        </w:rPr>
+        <w:t xml:space="preserve"> 현재 진행 중인 강좌: O개 (상태값이 '진행 중'인 강좌 수) </w:t>
+      </w:r>
+    </w:p>
+    <w:p>
+      <w:pPr>
+        <w:pStyle w:val="a6"/>
+        <w:numPr>
+          <w:ilvl w:val="1"/>
+          <w:numId w:val="10"/>
+        </w:numPr>
+        <w:ind w:left="1160"/>
+      </w:pPr>
+      <w:r>
+        <w:rPr>
+          <w:rStyle w:val="citation-686"/>
+          <w:rFonts w:ascii="Segoe UI Emoji" w:hAnsi="Segoe UI Emoji" w:cs="Segoe UI Emoji"/>
+        </w:rPr>
+        <w:t>🎓</w:t>
+      </w:r>
+      <w:r>
+        <w:rPr>
+          <w:rStyle w:val="citation-686"/>
+        </w:rPr>
+        <w:t xml:space="preserve"> 전체 누적 수강생: O명 (가입된 전체 회원 수) </w:t>
+      </w:r>
+    </w:p>
+    <w:p>
+      <w:pPr>
+        <w:pStyle w:val="a6"/>
+        <w:numPr>
+          <w:ilvl w:val="0"/>
+          <w:numId w:val="10"/>
+        </w:numPr>
+        <w:ind w:left="1160"/>
+      </w:pPr>
+      <w:r>
+        <w:rPr>
+          <w:rStyle w:val="citation-685"/>
+        </w:rPr>
+        <w:t xml:space="preserve">메인 리스트: 요약 박스 아래에는 특정 반 기준 없이 전체 회원 리스트를 모두 출력해. </w:t>
+      </w:r>
+    </w:p>
+    <w:p>
+      <w:pPr>
+        <w:pStyle w:val="a6"/>
+        <w:numPr>
+          <w:ilvl w:val="0"/>
+          <w:numId w:val="10"/>
+        </w:numPr>
+        <w:ind w:left="1160"/>
+      </w:pPr>
+      <w:r>
+        <w:rPr>
+          <w:rStyle w:val="citation-684"/>
+        </w:rPr>
+        <w:t xml:space="preserve">단, 최고 관리자용 전체 회원 리스트에서 학생 항목은 '수정/삭제/초기화' 버튼을 숨김 처리(Read-only)하여 교사의 고유 관리 영역을 보장함. </w:t>
+      </w:r>
+    </w:p>
+    <w:p>
+      <w:pPr>
+        <w:pStyle w:val="a6"/>
+        <w:numPr>
+          <w:ilvl w:val="0"/>
+          <w:numId w:val="10"/>
+        </w:numPr>
+        <w:ind w:left="1160"/>
+      </w:pPr>
+      <w:r>
+        <w:rPr>
+          <w:rStyle w:val="citation-683"/>
+        </w:rPr>
+        <w:t xml:space="preserve">추가 메뉴: '교사 리스트'와 '각 강좌별 소속 회원 리스트'를 따로 볼 수 있는 뷰를 만들어 줘. </w:t>
+      </w:r>
+    </w:p>
+    <w:p>
+      <w:pPr>
+        <w:pStyle w:val="a6"/>
+        <w:numPr>
+          <w:ilvl w:val="0"/>
+          <w:numId w:val="10"/>
+        </w:numPr>
+        <w:ind w:left="1160"/>
+      </w:pPr>
+      <w:r>
+        <w:rPr>
+          <w:rStyle w:val="citation-682"/>
+        </w:rPr>
+        <w:lastRenderedPageBreak/>
+        <w:t xml:space="preserve">리스트 공통 UI/UX: 하단 페이징(Pagination) 필수, 상단에 전체 강좌 선택(Selectbox)과 이름 검색 폼 구현. </w:t>
+      </w:r>
+    </w:p>
+    <w:p>
+      <w:pPr>
+        <w:pStyle w:val="a6"/>
+      </w:pPr>
+      <w:r>
+        <w:t xml:space="preserve">4. </w:t>
+      </w:r>
+      <w:r>
+        <w:rPr>
+          <w:rStyle w:val="citation-681"/>
+        </w:rPr>
+        <w:t xml:space="preserve">교사 등록 및 관리 기능 </w:t>
+      </w:r>
+    </w:p>
+    <w:p>
+      <w:pPr>
+        <w:pStyle w:val="a6"/>
+        <w:numPr>
+          <w:ilvl w:val="0"/>
+          <w:numId w:val="11"/>
+        </w:numPr>
+        <w:ind w:left="1160"/>
+      </w:pPr>
+      <w:r>
+        <w:rPr>
           <w:b/>
           <w:bCs/>
         </w:rPr>
-        <w:t>[프로젝트 개요]</w:t>
-      </w:r>
-      <w:r>
-        <w:t xml:space="preserve"> 학원/교육 시스템의 최고관리자(Super Admin) 권한 및 필수 관리 기능을 개발해 줘. </w:t>
-      </w:r>
-      <w:r>
-        <w:rPr>
-          <w:rStyle w:val="citation-990"/>
-        </w:rPr>
-        <w:t xml:space="preserve">아래 명시된 모든 요구사항, 스마트 에디터 파일 관리 로직, DB 정책을 누락 없이 코드로 구현해야 해. </w:t>
-      </w:r>
-    </w:p>
-    <w:p>
-      <w:pPr>
-        <w:pStyle w:val="4"/>
-        <w:ind w:left="1200" w:hanging="400"/>
-      </w:pPr>
-      <w:r>
-        <w:t>1. 최고 관리자 UI 및 마이페이지 권한</w:t>
+        <w:t>교사 등록 버튼 위치 (추가됨):</w:t>
+      </w:r>
+      <w:r>
+        <w:t xml:space="preserve"> '회원 관리' 메뉴 내 '교사 리스트' 상단에 [교사 등록] 버튼을 배치해.</w:t>
       </w:r>
     </w:p>
     <w:p>
@@ -37,22 +791,19 @@
         <w:pStyle w:val="a6"/>
         <w:numPr>
           <w:ilvl w:val="0"/>
-          <w:numId w:val="1"/>
-        </w:numPr>
-      </w:pPr>
-      <w:r>
-        <w:rPr>
-          <w:rStyle w:val="citation-989"/>
+          <w:numId w:val="11"/>
+        </w:numPr>
+        <w:ind w:left="1160"/>
+      </w:pPr>
+      <w:r>
+        <w:rPr>
           <w:b/>
           <w:bCs/>
         </w:rPr>
-        <w:t>상단 헤더(Header) UI:</w:t>
-      </w:r>
-      <w:r>
-        <w:rPr>
-          <w:rStyle w:val="citation-989"/>
-        </w:rPr>
-        <w:t xml:space="preserve"> 최고 관리자 로그인 시 상단 메뉴에 프로필 사진(아바타) 아이콘을 노출하지 마. </w:t>
+        <w:t>등록 로직 차이 기록 (추가됨):</w:t>
+      </w:r>
+      <w:r>
+        <w:t xml:space="preserve"> 교사는 최고 관리자가 직접 등록하지만, 학생은 앱을 통해 본인이 직접 가입하므로 관리자 페이지에 '학생 등록' 버튼은 별도로 두지 않아.</w:t>
       </w:r>
     </w:p>
     <w:p>
@@ -60,61 +811,61 @@
         <w:pStyle w:val="a6"/>
         <w:numPr>
           <w:ilvl w:val="0"/>
-          <w:numId w:val="1"/>
-        </w:numPr>
-      </w:pPr>
-      <w:r>
-        <w:rPr>
-          <w:rStyle w:val="citation-988"/>
-          <w:b/>
-          <w:bCs/>
-        </w:rPr>
-        <w:t>마이페이지 기능:</w:t>
-      </w:r>
-      <w:r>
-        <w:rPr>
-          <w:rStyle w:val="citation-988"/>
-        </w:rPr>
-        <w:t xml:space="preserve"> 텍스트나 기본 메뉴를 통해 '마이페이지'로 이동할 수 있게 하고, 마이페이지에서는 오직 </w:t>
-      </w:r>
-      <w:r>
-        <w:rPr>
-          <w:rStyle w:val="citation-988"/>
-          <w:b/>
-          <w:bCs/>
-        </w:rPr>
-        <w:t xml:space="preserve">비밀번호만 </w:t>
+          <w:numId w:val="11"/>
+        </w:numPr>
+        <w:ind w:left="1160"/>
+      </w:pPr>
+      <w:r>
+        <w:rPr>
+          <w:rStyle w:val="citation-680"/>
+        </w:rPr>
+        <w:t xml:space="preserve">교사 등록 폼: 사진(선택), 이름(필수), 전화번호(필수-숫자만), 비밀번호(최소 8자 이상, 대문자 및 특수문자 필수 포함, 한글 제외), 비밀번호 확인(필수), 이메일(필수-로그인 계정으로 사용, 중복확인 API 연동), 쓰고 싶은 말(선택, textarea)로 구성해. </w:t>
+      </w:r>
+    </w:p>
+    <w:p>
+      <w:pPr>
+        <w:pStyle w:val="a6"/>
+        <w:numPr>
+          <w:ilvl w:val="0"/>
+          <w:numId w:val="11"/>
+        </w:numPr>
+        <w:ind w:left="1160"/>
+      </w:pPr>
+      <w:r>
+        <w:rPr>
+          <w:rStyle w:val="citation-679"/>
+        </w:rPr>
+        <w:t xml:space="preserve">관리자 교사 정보 수정: 교사 정보 수정 폼에서 관리자가 해당 교사의 **비밀번호도 초기화(수정)**할 수 있게 필드를 열어둬. </w:t>
+      </w:r>
+    </w:p>
+    <w:p>
+      <w:pPr>
+        <w:pStyle w:val="a6"/>
+        <w:numPr>
+          <w:ilvl w:val="0"/>
+          <w:numId w:val="11"/>
+        </w:numPr>
+        <w:ind w:left="1160"/>
+      </w:pPr>
+      <w:r>
+        <w:rPr>
+          <w:rStyle w:val="citation-678"/>
+        </w:rPr>
+        <w:t xml:space="preserve">반 배정 기능: 다중 선택이나 개별 배정이 가능한 반 설정 </w:t>
       </w:r>
       <w:proofErr w:type="gramStart"/>
       <w:r>
         <w:rPr>
-          <w:rStyle w:val="citation-988"/>
-          <w:b/>
-          <w:bCs/>
-        </w:rPr>
-        <w:t>수정</w:t>
-      </w:r>
-      <w:r>
-        <w:rPr>
-          <w:rStyle w:val="citation-988"/>
-        </w:rPr>
-        <w:t xml:space="preserve"> 할</w:t>
+          <w:rStyle w:val="citation-678"/>
+        </w:rPr>
+        <w:t>Selectbox 를</w:t>
       </w:r>
       <w:proofErr w:type="gramEnd"/>
       <w:r>
         <w:rPr>
-          <w:rStyle w:val="citation-988"/>
-        </w:rPr>
-        <w:t xml:space="preserve"> 수 있도록 화면과 로직을 제한해서 구성해. </w:t>
-      </w:r>
-    </w:p>
-    <w:p>
-      <w:pPr>
-        <w:pStyle w:val="4"/>
-        <w:ind w:left="1200" w:hanging="400"/>
-      </w:pPr>
-      <w:r>
-        <w:t>2. 데이터베이스(DB) 및 데이터 정책</w:t>
+          <w:rStyle w:val="citation-678"/>
+        </w:rPr>
+        <w:t xml:space="preserve"> 구현해. </w:t>
       </w:r>
     </w:p>
     <w:p>
@@ -122,24 +873,61 @@
         <w:pStyle w:val="a6"/>
         <w:numPr>
           <w:ilvl w:val="0"/>
-          <w:numId w:val="2"/>
-        </w:numPr>
-      </w:pPr>
-      <w:r>
-        <w:rPr>
-          <w:b/>
-          <w:bCs/>
-        </w:rPr>
-        <w:t>교사 논리적 삭제(Soft Delete):</w:t>
-      </w:r>
-      <w:r>
-        <w:t xml:space="preserve"> 교사(선생님)를 삭제할 때 DB에서 물리적으로 지우지 마. </w:t>
-      </w:r>
-      <w:r>
-        <w:rPr>
-          <w:rStyle w:val="citation-987"/>
-        </w:rPr>
-        <w:t xml:space="preserve">is_deleted 플래그를 써서 리스트에서 숨기고 로그인이 불가능하게 막아둬. </w:t>
+          <w:numId w:val="11"/>
+        </w:numPr>
+        <w:ind w:left="1160"/>
+      </w:pPr>
+      <w:r>
+        <w:rPr>
+          <w:rStyle w:val="citation-677"/>
+        </w:rPr>
+        <w:t xml:space="preserve">반 배정 시 종료 강좌 노출 차단: </w:t>
+      </w:r>
+    </w:p>
+    <w:p>
+      <w:pPr>
+        <w:pStyle w:val="a6"/>
+        <w:numPr>
+          <w:ilvl w:val="1"/>
+          <w:numId w:val="11"/>
+        </w:numPr>
+        <w:ind w:left="1160"/>
+      </w:pPr>
+      <w:r>
+        <w:rPr>
+          <w:rStyle w:val="citation-676"/>
+        </w:rPr>
+        <w:t xml:space="preserve">최고 관리자가 교사에게 반을 배정(다중 선택 또는 개별 배정)할 때 사용하는 '반 설정 Selectbox' 목록에서, 상태값이 **'종료(closed)'**인 강좌는 자동으로 제외하고 오직 **'진행 중(active)'**인 강좌만 리스트에 노출되도록 쿼리를 구성해. </w:t>
+      </w:r>
+    </w:p>
+    <w:p>
+      <w:pPr>
+        <w:pStyle w:val="a6"/>
+        <w:numPr>
+          <w:ilvl w:val="1"/>
+          <w:numId w:val="11"/>
+        </w:numPr>
+        <w:ind w:left="1160"/>
+      </w:pPr>
+      <w:r>
+        <w:rPr>
+          <w:rStyle w:val="citation-675"/>
+        </w:rPr>
+        <w:t xml:space="preserve">이를 통해 이미 끝난 과정에 교사가 잘못 배정되는 운영상의 실수를 원천 차단하고, 현재 활성화된 반에만 정확히 배정할 수 있도록 구현해 줘. </w:t>
+      </w:r>
+    </w:p>
+    <w:p>
+      <w:pPr>
+        <w:pStyle w:val="a6"/>
+      </w:pPr>
+      <w:r>
+        <w:t xml:space="preserve">5. </w:t>
+      </w:r>
+      <w:r>
+        <w:rPr>
+          <w:rStyle w:val="citation-674"/>
+        </w:rPr>
+        <w:t xml:space="preserve">강좌 개설 및 스마트 에디터 기반 파일 관리 (매우 중요) </w:t>
       </w:r>
     </w:p>
     <w:p>
@@ -147,15 +935,31 @@
         <w:pStyle w:val="a6"/>
         <w:numPr>
           <w:ilvl w:val="0"/>
-          <w:numId w:val="2"/>
-        </w:numPr>
-      </w:pPr>
-      <w:r>
-        <w:rPr>
-          <w:b/>
-          <w:bCs/>
-        </w:rPr>
-        <w:t>교사 삭제 방어 로직 (데이터 고립/미아 방지 필수 구현):</w:t>
+          <w:numId w:val="12"/>
+        </w:numPr>
+        <w:ind w:left="1160"/>
+      </w:pPr>
+      <w:r>
+        <w:rPr>
+          <w:rStyle w:val="citation-673"/>
+        </w:rPr>
+        <w:t xml:space="preserve">개설 조건: DB 상 등록된 활성 교사가 1명 이상일 때만 '강좌 개설 버튼' 활성화 (0명이면 disabled). </w:t>
+      </w:r>
+    </w:p>
+    <w:p>
+      <w:pPr>
+        <w:pStyle w:val="a6"/>
+        <w:numPr>
+          <w:ilvl w:val="0"/>
+          <w:numId w:val="12"/>
+        </w:numPr>
+        <w:ind w:left="1160"/>
+      </w:pPr>
+      <w:r>
+        <w:rPr>
+          <w:rStyle w:val="citation-672"/>
+        </w:rPr>
+        <w:t xml:space="preserve">강좌 등록 폼 구성: </w:t>
       </w:r>
     </w:p>
     <w:p>
@@ -163,65 +967,15 @@
         <w:pStyle w:val="a6"/>
         <w:numPr>
           <w:ilvl w:val="1"/>
-          <w:numId w:val="2"/>
-        </w:numPr>
-      </w:pPr>
-      <w:r>
-        <w:rPr>
-          <w:rStyle w:val="citation-986"/>
-          <w:b/>
-          <w:bCs/>
-        </w:rPr>
-        <w:t>백엔드(DB) 사전 검증 로직:</w:t>
-      </w:r>
-      <w:r>
-        <w:rPr>
-          <w:rStyle w:val="citation-986"/>
-        </w:rPr>
-        <w:t xml:space="preserve"> 최고 관리자가 특정 교사를 삭제(</w:t>
-      </w:r>
-      <w:r>
-        <w:rPr>
-          <w:rStyle w:val="citation-986"/>
-          <w:rFonts w:ascii="굴림체" w:eastAsia="굴림체" w:hAnsi="굴림체" w:cs="굴림체"/>
-        </w:rPr>
-        <w:t>is_deleted: true</w:t>
-      </w:r>
-      <w:r>
-        <w:rPr>
-          <w:rStyle w:val="citation-986"/>
-        </w:rPr>
-        <w:t xml:space="preserve"> 업데이트)하려고 삭제 버튼을 누르면, 백엔드에서 무조건 삭제 처리를 하지 말고 반드시 아래 두 가지 조건을 먼저 검사 해 줘. </w:t>
-      </w:r>
-    </w:p>
-    <w:p>
-      <w:pPr>
-        <w:pStyle w:val="a6"/>
-        <w:numPr>
-          <w:ilvl w:val="2"/>
-          <w:numId w:val="2"/>
-        </w:numPr>
-      </w:pPr>
-      <w:r>
-        <w:rPr>
-          <w:rStyle w:val="citation-985"/>
-        </w:rPr>
-        <w:t xml:space="preserve">해당 교사가 담당하고 있는 강좌 중 상태값이 **'진행 중'**인 강좌가 존재하는지 확인. </w:t>
-      </w:r>
-    </w:p>
-    <w:p>
-      <w:pPr>
-        <w:pStyle w:val="a6"/>
-        <w:numPr>
-          <w:ilvl w:val="2"/>
-          <w:numId w:val="2"/>
-        </w:numPr>
-      </w:pPr>
-      <w:r>
-        <w:rPr>
-          <w:rStyle w:val="citation-984"/>
-        </w:rPr>
-        <w:t xml:space="preserve">해당 교사가 담당하는 반에 가입을 신청하고 아직 **'승인 대기 중(pending)'**인 학생 데이터가 존재하는지 확인. </w:t>
+          <w:numId w:val="12"/>
+        </w:numPr>
+        <w:ind w:left="1160"/>
+      </w:pPr>
+      <w:r>
+        <w:rPr>
+          <w:rStyle w:val="citation-671"/>
+        </w:rPr>
+        <w:t xml:space="preserve">강좌명 (필수): 텍스트 입력. </w:t>
       </w:r>
     </w:p>
     <w:p>
@@ -229,22 +983,95 @@
         <w:pStyle w:val="a6"/>
         <w:numPr>
           <w:ilvl w:val="1"/>
-          <w:numId w:val="2"/>
-        </w:numPr>
-      </w:pPr>
-      <w:r>
-        <w:rPr>
-          <w:rStyle w:val="citation-983"/>
-          <w:b/>
-          <w:bCs/>
-        </w:rPr>
-        <w:t>예외 처리 및 프론트엔드 알림(Alert):</w:t>
-      </w:r>
-      <w:r>
-        <w:rPr>
-          <w:rStyle w:val="citation-983"/>
-        </w:rPr>
-        <w:t xml:space="preserve"> 위 검사 결과, 연관된 데이터가 단 하나라도 남아있다면 DB 업데이트(삭제)를 즉시 중단(Block)해. </w:t>
+          <w:numId w:val="12"/>
+        </w:numPr>
+        <w:ind w:left="1160"/>
+      </w:pPr>
+      <w:r>
+        <w:rPr>
+          <w:rStyle w:val="citation-670"/>
+        </w:rPr>
+        <w:t xml:space="preserve">담당 교사 선택 (필수): 활성화된 교사 목록을 Selectbox로 선택. </w:t>
+      </w:r>
+    </w:p>
+    <w:p>
+      <w:pPr>
+        <w:pStyle w:val="a6"/>
+        <w:numPr>
+          <w:ilvl w:val="0"/>
+          <w:numId w:val="12"/>
+        </w:numPr>
+        <w:ind w:left="1160"/>
+      </w:pPr>
+      <w:r>
+        <w:rPr>
+          <w:rStyle w:val="citation-669"/>
+        </w:rPr>
+        <w:t xml:space="preserve">글 작성(저장) 시간 로직 (자동 생성): 사용자가 달력 UI 등으로 기간이나 날짜를 입력받는 폼은 아예 빼버려. </w:t>
+      </w:r>
+    </w:p>
+    <w:p>
+      <w:pPr>
+        <w:pStyle w:val="a6"/>
+        <w:numPr>
+          <w:ilvl w:val="0"/>
+          <w:numId w:val="12"/>
+        </w:numPr>
+        <w:ind w:left="1160"/>
+      </w:pPr>
+      <w:r>
+        <w:rPr>
+          <w:rStyle w:val="citation-668"/>
+        </w:rPr>
+        <w:t xml:space="preserve">대신 강좌 등록(저장) 버튼을 누르는 순간, 백엔드 로직에서 현재 시스템 시간을 yymmddHis (예: 260401090500) 포맷으로 자동 생성하여 DB에 등록 시간으로 함께 꽂아 넣어줘. </w:t>
+      </w:r>
+    </w:p>
+    <w:p>
+      <w:pPr>
+        <w:pStyle w:val="a6"/>
+        <w:numPr>
+          <w:ilvl w:val="0"/>
+          <w:numId w:val="12"/>
+        </w:numPr>
+        <w:ind w:left="1160"/>
+      </w:pPr>
+      <w:r>
+        <w:rPr>
+          <w:rStyle w:val="citation-667"/>
+        </w:rPr>
+        <w:t xml:space="preserve">강좌 내용 (필수 - 스마트 에디터 적용): 텍스트 굵기, 크기 등 서식 변경이 가능한 스마트 에디터를 적용해. </w:t>
+      </w:r>
+    </w:p>
+    <w:p>
+      <w:pPr>
+        <w:pStyle w:val="a6"/>
+        <w:numPr>
+          <w:ilvl w:val="0"/>
+          <w:numId w:val="12"/>
+        </w:numPr>
+        <w:ind w:left="1160"/>
+      </w:pPr>
+      <w:r>
+        <w:rPr>
+          <w:rStyle w:val="citation-666"/>
+        </w:rPr>
+        <w:t xml:space="preserve">에디터 본문 내 이미지 삽입(Inline) 및 별도 첨부 파일(Attachments) 업로드 기능을 구현해. </w:t>
+      </w:r>
+    </w:p>
+    <w:p>
+      <w:pPr>
+        <w:pStyle w:val="a6"/>
+        <w:numPr>
+          <w:ilvl w:val="0"/>
+          <w:numId w:val="12"/>
+        </w:numPr>
+        <w:ind w:left="1160"/>
+      </w:pPr>
+      <w:r>
+        <w:rPr>
+          <w:rStyle w:val="citation-665"/>
+        </w:rPr>
+        <w:t xml:space="preserve">서버 파일 관리 및 찌꺼기 방지 로직 (Clean Server 정책): </w:t>
       </w:r>
     </w:p>
     <w:p>
@@ -252,14 +1079,30 @@
         <w:pStyle w:val="a6"/>
         <w:numPr>
           <w:ilvl w:val="1"/>
-          <w:numId w:val="2"/>
-        </w:numPr>
-      </w:pPr>
-      <w:r>
-        <w:rPr>
-          <w:rStyle w:val="citation-982"/>
-        </w:rPr>
-        <w:t xml:space="preserve">그리고 최고 관리자 화면에 **"해당 교사가 담당 중인 반과 대기 학생이 있습니다. 먼저 다른 교사에게 [반 배정 이전]을 하시거나 반을 [종료] 처리해야 삭제할 수 있습니다."**라는 경고창을 명확하게 띄워줘. </w:t>
+          <w:numId w:val="12"/>
+        </w:numPr>
+        <w:ind w:left="1160"/>
+      </w:pPr>
+      <w:r>
+        <w:rPr>
+          <w:rStyle w:val="citation-664"/>
+        </w:rPr>
+        <w:lastRenderedPageBreak/>
+        <w:t xml:space="preserve">업로드 디렉토리 동적(Dynamic) 생성: 업로드 함수를 만들 때 하드코딩하지 말고, 게시판 종류(예: </w:t>
+      </w:r>
+      <w:proofErr w:type="gramStart"/>
+      <w:r>
+        <w:rPr>
+          <w:rStyle w:val="citation-664"/>
+        </w:rPr>
+        <w:t>course ,</w:t>
+      </w:r>
+      <w:proofErr w:type="gramEnd"/>
+      <w:r>
+        <w:rPr>
+          <w:rStyle w:val="citation-664"/>
+        </w:rPr>
+        <w:t xml:space="preserve"> notice 등)를 변수로 받아 디렉토리를 동적으로 생성해. </w:t>
       </w:r>
     </w:p>
     <w:p>
@@ -267,30 +1110,15 @@
         <w:pStyle w:val="a6"/>
         <w:numPr>
           <w:ilvl w:val="1"/>
-          <w:numId w:val="2"/>
-        </w:numPr>
-      </w:pPr>
-      <w:r>
-        <w:rPr>
-          <w:rStyle w:val="citation-981"/>
-        </w:rPr>
-        <w:t xml:space="preserve">이를 통해 시스템 내에 관리자 없는 고아 데이터(Orphan Data)가 발생하는 것을 원천 차단해야 해. </w:t>
-      </w:r>
-    </w:p>
-    <w:p>
-      <w:pPr>
-        <w:pStyle w:val="a6"/>
-        <w:numPr>
-          <w:ilvl w:val="0"/>
-          <w:numId w:val="2"/>
-        </w:numPr>
-      </w:pPr>
-      <w:r>
-        <w:rPr>
-          <w:b/>
-          <w:bCs/>
-        </w:rPr>
-        <w:t>강사 중도 퇴직 시 학생 데이터 보호 및 원클릭 인수인계 로직 (위 경고창 발생 시 후속 처리):</w:t>
+          <w:numId w:val="12"/>
+        </w:numPr>
+        <w:ind w:left="1160"/>
+      </w:pPr>
+      <w:r>
+        <w:rPr>
+          <w:rStyle w:val="citation-663"/>
+        </w:rPr>
+        <w:t xml:space="preserve">본문 내 이미지: uploads/{게시판종류}/년도/월/inline/ </w:t>
       </w:r>
     </w:p>
     <w:p>
@@ -298,22 +1126,15 @@
         <w:pStyle w:val="a6"/>
         <w:numPr>
           <w:ilvl w:val="1"/>
-          <w:numId w:val="2"/>
-        </w:numPr>
-      </w:pPr>
-      <w:r>
-        <w:rPr>
-          <w:rStyle w:val="citation-980"/>
-          <w:b/>
-          <w:bCs/>
-        </w:rPr>
-        <w:t>DB 구조 원칙:</w:t>
-      </w:r>
-      <w:r>
-        <w:rPr>
-          <w:rStyle w:val="citation-980"/>
-        </w:rPr>
-        <w:t xml:space="preserve"> 학생 데이터는 특정 '교사'에게 직접 종속되게 만들지 마. </w:t>
+          <w:numId w:val="12"/>
+        </w:numPr>
+        <w:ind w:left="1160"/>
+      </w:pPr>
+      <w:r>
+        <w:rPr>
+          <w:rStyle w:val="citation-662"/>
+        </w:rPr>
+        <w:t xml:space="preserve">별도 첨부 파일: uploads/{게시판종류}/년도/월/attachments/ </w:t>
       </w:r>
     </w:p>
     <w:p>
@@ -321,54 +1142,15 @@
         <w:pStyle w:val="a6"/>
         <w:numPr>
           <w:ilvl w:val="1"/>
-          <w:numId w:val="2"/>
-        </w:numPr>
-      </w:pPr>
-      <w:r>
-        <w:rPr>
-          <w:rStyle w:val="citation-979"/>
-        </w:rPr>
-        <w:t xml:space="preserve">반드시 학생은 '강좌(반)'에 </w:t>
-      </w:r>
-      <w:proofErr w:type="gramStart"/>
-      <w:r>
-        <w:rPr>
-          <w:rStyle w:val="citation-979"/>
-        </w:rPr>
-        <w:t>종속 되도록</w:t>
-      </w:r>
-      <w:proofErr w:type="gramEnd"/>
-      <w:r>
-        <w:rPr>
-          <w:rStyle w:val="citation-979"/>
-        </w:rPr>
-        <w:t xml:space="preserve"> 설계하고(예: 학생 문서에 </w:t>
-      </w:r>
-      <w:r>
-        <w:rPr>
-          <w:rStyle w:val="citation-979"/>
-          <w:rFonts w:ascii="굴림체" w:eastAsia="굴림체" w:hAnsi="굴림체" w:cs="굴림체"/>
-        </w:rPr>
-        <w:t>course_id</w:t>
-      </w:r>
-      <w:r>
-        <w:rPr>
-          <w:rStyle w:val="citation-979"/>
-        </w:rPr>
-        <w:t xml:space="preserve"> 저장), 교사 역시 해당 '강좌(반)'를 관리하는 형태(강좌 문서에 </w:t>
-      </w:r>
-      <w:r>
-        <w:rPr>
-          <w:rStyle w:val="citation-979"/>
-          <w:rFonts w:ascii="굴림체" w:eastAsia="굴림체" w:hAnsi="굴림체" w:cs="굴림체"/>
-        </w:rPr>
-        <w:t>teacher_id</w:t>
-      </w:r>
-      <w:r>
-        <w:rPr>
-          <w:rStyle w:val="citation-979"/>
-        </w:rPr>
-        <w:t xml:space="preserve"> 저장)로 DB 관계를 구성해. </w:t>
+          <w:numId w:val="12"/>
+        </w:numPr>
+        <w:ind w:left="1160"/>
+      </w:pPr>
+      <w:r>
+        <w:rPr>
+          <w:rStyle w:val="citation-661"/>
+        </w:rPr>
+        <w:t xml:space="preserve">수정 시 파일 완벽 교체 로직: 글 내용을 수정할 때 본문 이미지가 빠지거나 다른 이미지로 교체된 경우, 혹은 첨부 파일이 변경된 경우 서버(Storage)에 남아있는 기존 구파일을 완벽하게 삭제하고 새 파일로 덮어씌워서 서버에 찌꺼기 파일이 절대 남지 않게 해. </w:t>
       </w:r>
     </w:p>
     <w:p>
@@ -376,1006 +1158,15 @@
         <w:pStyle w:val="a6"/>
         <w:numPr>
           <w:ilvl w:val="1"/>
-          <w:numId w:val="2"/>
-        </w:numPr>
-      </w:pPr>
-      <w:r>
-        <w:rPr>
-          <w:rStyle w:val="citation-978"/>
-          <w:b/>
-          <w:bCs/>
-        </w:rPr>
-        <w:lastRenderedPageBreak/>
-        <w:t>중도 퇴직 원클릭 인수인계 (UI/UX):</w:t>
-      </w:r>
-      <w:r>
-        <w:rPr>
-          <w:rStyle w:val="citation-978"/>
-        </w:rPr>
-        <w:t xml:space="preserve"> 앞선 경고창과 함께 **[중도 퇴직 인수인계 팝업]**을 띄워줘. </w:t>
-      </w:r>
-    </w:p>
-    <w:p>
-      <w:pPr>
-        <w:pStyle w:val="a6"/>
-        <w:numPr>
-          <w:ilvl w:val="1"/>
-          <w:numId w:val="2"/>
-        </w:numPr>
-      </w:pPr>
-      <w:r>
-        <w:rPr>
-          <w:rStyle w:val="citation-977"/>
-        </w:rPr>
-        <w:t xml:space="preserve">팝업창에는 현재 활성화된 다른 교사 목록을 선택할 수 있는 **Selectbox(드롭다운)**를 노출해 줘. </w:t>
-      </w:r>
-    </w:p>
-    <w:p>
-      <w:pPr>
-        <w:pStyle w:val="a6"/>
-        <w:numPr>
-          <w:ilvl w:val="1"/>
-          <w:numId w:val="2"/>
-        </w:numPr>
-      </w:pPr>
-      <w:r>
-        <w:rPr>
-          <w:rStyle w:val="citation-976"/>
-          <w:b/>
-          <w:bCs/>
-        </w:rPr>
-        <w:t>트랜잭션(Transaction) 처리 및 계정 차단:</w:t>
-      </w:r>
-      <w:r>
-        <w:rPr>
-          <w:rStyle w:val="citation-976"/>
-        </w:rPr>
-        <w:t xml:space="preserve"> 관리자가 대체 교사를 선택하고 </w:t>
-      </w:r>
-      <w:r>
-        <w:rPr>
-          <w:rStyle w:val="citation-976"/>
-          <w:rFonts w:ascii="굴림체" w:eastAsia="굴림체" w:hAnsi="굴림체" w:cs="굴림체"/>
-        </w:rPr>
-        <w:t>[인수인계 및 퇴직 적용]</w:t>
-      </w:r>
-      <w:r>
-        <w:rPr>
-          <w:rStyle w:val="citation-976"/>
-        </w:rPr>
-        <w:t xml:space="preserve"> 버튼을 누르면, 파이어베이스 백엔드에서 아래 로직이 트랜잭션으로 동시에 처리되게 코딩해. </w:t>
-      </w:r>
-    </w:p>
-    <w:p>
-      <w:pPr>
-        <w:pStyle w:val="a6"/>
-        <w:numPr>
-          <w:ilvl w:val="2"/>
-          <w:numId w:val="3"/>
-        </w:numPr>
-      </w:pPr>
-      <w:r>
-        <w:rPr>
-          <w:rStyle w:val="citation-975"/>
-        </w:rPr>
-        <w:t>해당 진행 중인 반의 담당 교사 ID(</w:t>
-      </w:r>
-      <w:r>
-        <w:rPr>
-          <w:rStyle w:val="citation-975"/>
-          <w:rFonts w:ascii="굴림체" w:eastAsia="굴림체" w:hAnsi="굴림체" w:cs="굴림체"/>
-        </w:rPr>
-        <w:t>teacher_id</w:t>
-      </w:r>
-      <w:r>
-        <w:rPr>
-          <w:rStyle w:val="citation-975"/>
-        </w:rPr>
-        <w:t xml:space="preserve">)를 새 교사로 즉시 업데이트 (학생들은 자동으로 새 교사 대시보드로 인계됨). </w:t>
-      </w:r>
-    </w:p>
-    <w:p>
-      <w:pPr>
-        <w:pStyle w:val="a6"/>
-        <w:numPr>
-          <w:ilvl w:val="2"/>
-          <w:numId w:val="3"/>
-        </w:numPr>
-      </w:pPr>
-      <w:r>
-        <w:rPr>
-          <w:rStyle w:val="citation-974"/>
-        </w:rPr>
-        <w:t xml:space="preserve">기존 교사(중도 퇴직자)의 상태를 </w:t>
-      </w:r>
-      <w:r>
-        <w:rPr>
-          <w:rStyle w:val="citation-974"/>
-          <w:rFonts w:ascii="굴림체" w:eastAsia="굴림체" w:hAnsi="굴림체" w:cs="굴림체"/>
-        </w:rPr>
-        <w:t>is_deleted: true</w:t>
-      </w:r>
-      <w:r>
-        <w:rPr>
-          <w:rStyle w:val="citation-974"/>
-        </w:rPr>
-        <w:t xml:space="preserve">로 변경하고, </w:t>
-      </w:r>
-      <w:r>
-        <w:rPr>
-          <w:rStyle w:val="citation-974"/>
-          <w:b/>
-          <w:bCs/>
-        </w:rPr>
-        <w:t>Firebase Auth 로그인 계정 자체를 'Disabled(비활성화)'</w:t>
-      </w:r>
-      <w:r>
-        <w:rPr>
-          <w:rStyle w:val="citation-974"/>
-        </w:rPr>
-        <w:t xml:space="preserve"> 처리하여 시스템 접근을 원천 차단해. </w:t>
-      </w:r>
-    </w:p>
-    <w:p>
-      <w:pPr>
-        <w:pStyle w:val="a6"/>
-        <w:numPr>
-          <w:ilvl w:val="2"/>
-          <w:numId w:val="3"/>
-        </w:numPr>
-      </w:pPr>
-      <w:r>
-        <w:rPr>
-          <w:b/>
-          <w:bCs/>
-        </w:rPr>
-        <w:t>[기술 지시]</w:t>
-      </w:r>
-      <w:r>
-        <w:t xml:space="preserve"> 강사 퇴직 시 Firebase Auth 계정을 비활성화하는 로직은 플러터 앱에서 직접 하지 말고, 반드시 **파이어베이스 클라우드 함수(Cloud Functions)와 Admin SDK를 활용한 백엔드 API(Callable Function)**를 만들어서 호출해.</w:t>
-      </w:r>
-    </w:p>
-    <w:p>
-      <w:pPr>
-        <w:pStyle w:val="a6"/>
-        <w:numPr>
-          <w:ilvl w:val="0"/>
-          <w:numId w:val="3"/>
-        </w:numPr>
-      </w:pPr>
-      <w:r>
-        <w:rPr>
-          <w:b/>
-          <w:bCs/>
-        </w:rPr>
-        <w:t>강좌(Course) 상태값(Status) 및 종료일 관리 (데이터 라이프사이클):</w:t>
-      </w:r>
-    </w:p>
-    <w:p>
-      <w:pPr>
-        <w:pStyle w:val="a6"/>
-        <w:numPr>
-          <w:ilvl w:val="1"/>
-          <w:numId w:val="3"/>
-        </w:numPr>
-      </w:pPr>
-      <w:r>
-        <w:rPr>
-          <w:rStyle w:val="citation-973"/>
-        </w:rPr>
-        <w:t>강좌 개설 폼에 '과정 종료일(</w:t>
-      </w:r>
-      <w:r>
-        <w:rPr>
-          <w:rStyle w:val="citation-973"/>
-          <w:rFonts w:ascii="굴림체" w:eastAsia="굴림체" w:hAnsi="굴림체" w:cs="굴림체"/>
-        </w:rPr>
-        <w:t>end_date</w:t>
-      </w:r>
-      <w:r>
-        <w:rPr>
-          <w:rStyle w:val="citation-973"/>
-        </w:rPr>
-        <w:t xml:space="preserve">)' 입력 필드를 필수로 추가해. </w:t>
-      </w:r>
-    </w:p>
-    <w:p>
-      <w:pPr>
-        <w:pStyle w:val="a6"/>
-        <w:numPr>
-          <w:ilvl w:val="1"/>
-          <w:numId w:val="3"/>
-        </w:numPr>
-      </w:pPr>
-      <w:r>
-        <w:rPr>
-          <w:rStyle w:val="citation-972"/>
-        </w:rPr>
-        <w:t xml:space="preserve">강좌 테이블에 '진행 중(active)', '종료(closed)', '삭제(deleted)' 3가지 상태값(status) 컬럼을 운영해. </w:t>
-      </w:r>
-    </w:p>
-    <w:p>
-      <w:pPr>
-        <w:pStyle w:val="a6"/>
-        <w:numPr>
-          <w:ilvl w:val="1"/>
-          <w:numId w:val="3"/>
-        </w:numPr>
-      </w:pPr>
-      <w:r>
-        <w:rPr>
-          <w:b/>
-          <w:bCs/>
-        </w:rPr>
-        <w:t>[중요 기술 가이드] 강좌 자동 종료 스케줄러 (알림 발송 절대 금지):</w:t>
-      </w:r>
-    </w:p>
-    <w:p>
-      <w:pPr>
-        <w:pStyle w:val="a6"/>
-        <w:numPr>
-          <w:ilvl w:val="2"/>
-          <w:numId w:val="4"/>
-        </w:numPr>
-      </w:pPr>
-      <w:r>
-        <w:rPr>
-          <w:rStyle w:val="citation-971"/>
-        </w:rPr>
-        <w:t xml:space="preserve">매일 자정에 강좌 DB의 </w:t>
-      </w:r>
-      <w:r>
-        <w:rPr>
-          <w:rStyle w:val="citation-971"/>
-          <w:rFonts w:ascii="굴림체" w:eastAsia="굴림체" w:hAnsi="굴림체" w:cs="굴림체"/>
-        </w:rPr>
-        <w:t>end_date</w:t>
-      </w:r>
-      <w:r>
-        <w:rPr>
-          <w:rStyle w:val="citation-971"/>
-        </w:rPr>
-        <w:t xml:space="preserve">를 체크해서 기한이 지난 강좌의 상태값을 '종료(closed)'로 업데이트하는 </w:t>
-      </w:r>
-      <w:r>
-        <w:rPr>
-          <w:rStyle w:val="citation-971"/>
-          <w:b/>
-          <w:bCs/>
-        </w:rPr>
-        <w:t>스케줄러(Pub/Sub) 크론잡(Cron Job) 함수</w:t>
-      </w:r>
-      <w:r>
-        <w:rPr>
-          <w:rStyle w:val="citation-971"/>
-        </w:rPr>
-        <w:t xml:space="preserve">를 만들어 줘. </w:t>
-      </w:r>
-    </w:p>
-    <w:p>
-      <w:pPr>
-        <w:pStyle w:val="a6"/>
-        <w:numPr>
-          <w:ilvl w:val="2"/>
-          <w:numId w:val="4"/>
-        </w:numPr>
-      </w:pPr>
-      <w:r>
-        <w:rPr>
-          <w:b/>
-          <w:bCs/>
-        </w:rPr>
-        <w:t>주의:</w:t>
-      </w:r>
-      <w:r>
-        <w:t xml:space="preserve"> 이 함수 안에는 FCM 푸시 알림 발송 코드를 절대 넣지 마. 오직 DB 데이터 업데이트만 조용히 수행해야 해.</w:t>
-      </w:r>
-    </w:p>
-    <w:p>
-      <w:pPr>
-        <w:pStyle w:val="a6"/>
-        <w:numPr>
-          <w:ilvl w:val="1"/>
-          <w:numId w:val="4"/>
-        </w:numPr>
-      </w:pPr>
-      <w:r>
-        <w:rPr>
-          <w:rStyle w:val="citation-970"/>
-          <w:b/>
-          <w:bCs/>
-        </w:rPr>
-        <w:t>수동 종료 로직:</w:t>
-      </w:r>
-      <w:r>
-        <w:rPr>
-          <w:rStyle w:val="citation-970"/>
-        </w:rPr>
-        <w:t xml:space="preserve"> 최고 관리자는 대시보드 강좌 관리 메뉴에서 언제든지 수동으로 특정 강좌를 '종료' 상태로 강제 변경할 수 있어야 해. </w:t>
-      </w:r>
-    </w:p>
-    <w:p>
-      <w:pPr>
-        <w:pStyle w:val="4"/>
-        <w:ind w:left="1200" w:hanging="400"/>
-      </w:pPr>
-      <w:r>
-        <w:t>3. 최고 관리자 대시보드 및 리스트 조회</w:t>
-      </w:r>
-    </w:p>
-    <w:p>
-      <w:pPr>
-        <w:pStyle w:val="a6"/>
-        <w:numPr>
-          <w:ilvl w:val="0"/>
-          <w:numId w:val="5"/>
-        </w:numPr>
-      </w:pPr>
-      <w:r>
-        <w:rPr>
-          <w:rStyle w:val="citation-969"/>
-          <w:b/>
-          <w:bCs/>
-        </w:rPr>
-        <w:t>학원 전체 통계 요약 (상단 카드형 UI):</w:t>
-      </w:r>
-      <w:r>
-        <w:rPr>
-          <w:rStyle w:val="citation-969"/>
-        </w:rPr>
-        <w:t xml:space="preserve"> 대시보드 맨 위쪽에 학원의 전체 규모를 숫자로 띄워줘. </w:t>
-      </w:r>
-    </w:p>
-    <w:p>
-      <w:pPr>
-        <w:pStyle w:val="a6"/>
-        <w:numPr>
-          <w:ilvl w:val="1"/>
-          <w:numId w:val="5"/>
-        </w:numPr>
-      </w:pPr>
-      <w:r>
-        <w:rPr>
-          <w:rStyle w:val="citation-968"/>
-          <w:rFonts w:ascii="Segoe UI Emoji" w:hAnsi="Segoe UI Emoji" w:cs="Segoe UI Emoji"/>
-        </w:rPr>
-        <w:t>👨</w:t>
-      </w:r>
-      <w:r>
-        <w:rPr>
-          <w:rStyle w:val="citation-968"/>
-          <w:rFonts w:ascii="맑은 고딕" w:eastAsia="맑은 고딕" w:hAnsi="맑은 고딕" w:cs="맑은 고딕" w:hint="eastAsia"/>
-        </w:rPr>
-        <w:t>‍</w:t>
-      </w:r>
-      <w:r>
-        <w:rPr>
-          <w:rStyle w:val="citation-968"/>
-          <w:rFonts w:ascii="Segoe UI Emoji" w:hAnsi="Segoe UI Emoji" w:cs="Segoe UI Emoji"/>
-        </w:rPr>
-        <w:t>🏫</w:t>
-      </w:r>
-      <w:r>
-        <w:rPr>
-          <w:rStyle w:val="citation-968"/>
-        </w:rPr>
-        <w:t xml:space="preserve"> 현재 활동 중인 교사: O명 (</w:t>
-      </w:r>
-      <w:r>
-        <w:rPr>
-          <w:rStyle w:val="citation-968"/>
-          <w:rFonts w:ascii="굴림체" w:eastAsia="굴림체" w:hAnsi="굴림체" w:cs="굴림체"/>
-        </w:rPr>
-        <w:t>is_deleted</w:t>
-      </w:r>
-      <w:r>
-        <w:rPr>
-          <w:rStyle w:val="citation-968"/>
-        </w:rPr>
-        <w:t xml:space="preserve">가 아닌 활성 교사 수) </w:t>
-      </w:r>
-    </w:p>
-    <w:p>
-      <w:pPr>
-        <w:pStyle w:val="a6"/>
-        <w:numPr>
-          <w:ilvl w:val="1"/>
-          <w:numId w:val="5"/>
-        </w:numPr>
-      </w:pPr>
-      <w:r>
-        <w:rPr>
-          <w:rStyle w:val="citation-967"/>
-          <w:rFonts w:ascii="Segoe UI Emoji" w:hAnsi="Segoe UI Emoji" w:cs="Segoe UI Emoji"/>
-        </w:rPr>
-        <w:t>📚</w:t>
-      </w:r>
-      <w:r>
-        <w:rPr>
-          <w:rStyle w:val="citation-967"/>
-        </w:rPr>
-        <w:t xml:space="preserve"> 현재 진행 중인 강좌: O개 (상태값이 '진행 중'인 강좌 수) </w:t>
-      </w:r>
-    </w:p>
-    <w:p>
-      <w:pPr>
-        <w:pStyle w:val="a6"/>
-        <w:numPr>
-          <w:ilvl w:val="1"/>
-          <w:numId w:val="5"/>
-        </w:numPr>
-      </w:pPr>
-      <w:r>
-        <w:rPr>
-          <w:rStyle w:val="citation-966"/>
-          <w:rFonts w:ascii="Segoe UI Emoji" w:hAnsi="Segoe UI Emoji" w:cs="Segoe UI Emoji"/>
-        </w:rPr>
-        <w:t>🎓</w:t>
-      </w:r>
-      <w:r>
-        <w:rPr>
-          <w:rStyle w:val="citation-966"/>
-        </w:rPr>
-        <w:t xml:space="preserve"> 전체 누적 수강생: O명 (가입된 전체 회원 수) </w:t>
-      </w:r>
-    </w:p>
-    <w:p>
-      <w:pPr>
-        <w:pStyle w:val="a6"/>
-        <w:numPr>
-          <w:ilvl w:val="0"/>
-          <w:numId w:val="5"/>
-        </w:numPr>
-      </w:pPr>
-      <w:r>
-        <w:rPr>
-          <w:rStyle w:val="citation-965"/>
-          <w:b/>
-          <w:bCs/>
-        </w:rPr>
-        <w:lastRenderedPageBreak/>
-        <w:t>메인 리스트:</w:t>
-      </w:r>
-      <w:r>
-        <w:rPr>
-          <w:rStyle w:val="citation-965"/>
-        </w:rPr>
-        <w:t xml:space="preserve"> 요약 박스 아래에는 특정 반 기준 없이 전체 회원 리스트를 모두 출력해. </w:t>
-      </w:r>
-    </w:p>
-    <w:p>
-      <w:pPr>
-        <w:pStyle w:val="a6"/>
-        <w:numPr>
-          <w:ilvl w:val="0"/>
-          <w:numId w:val="5"/>
-        </w:numPr>
-      </w:pPr>
-      <w:r>
-        <w:rPr>
-          <w:rStyle w:val="citation-964"/>
-        </w:rPr>
-        <w:t xml:space="preserve">단, 최고 관리자용 전체 회원 리스트에서 학생 항목은 '수정/삭제/초기화' 버튼을 숨김 처리(Read-only)하여 교사의 고유 관리 영역을 보장함. </w:t>
-      </w:r>
-    </w:p>
-    <w:p>
-      <w:pPr>
-        <w:pStyle w:val="a6"/>
-        <w:numPr>
-          <w:ilvl w:val="0"/>
-          <w:numId w:val="5"/>
-        </w:numPr>
-      </w:pPr>
-      <w:r>
-        <w:rPr>
-          <w:rStyle w:val="citation-963"/>
-          <w:b/>
-          <w:bCs/>
-        </w:rPr>
-        <w:t>추가 메뉴:</w:t>
-      </w:r>
-      <w:r>
-        <w:rPr>
-          <w:rStyle w:val="citation-963"/>
-        </w:rPr>
-        <w:t xml:space="preserve"> '교사 리스트'와 '각 강좌별 소속 회원 리스트'를 따로 볼 수 있는 뷰를 만들어 줘. </w:t>
-      </w:r>
-    </w:p>
-    <w:p>
-      <w:pPr>
-        <w:pStyle w:val="a6"/>
-        <w:numPr>
-          <w:ilvl w:val="0"/>
-          <w:numId w:val="5"/>
-        </w:numPr>
-      </w:pPr>
-      <w:r>
-        <w:rPr>
-          <w:rStyle w:val="citation-962"/>
-          <w:b/>
-          <w:bCs/>
-        </w:rPr>
-        <w:t>리스트 공통 UI/UX:</w:t>
-      </w:r>
-      <w:r>
-        <w:rPr>
-          <w:rStyle w:val="citation-962"/>
-        </w:rPr>
-        <w:t xml:space="preserve"> 하단 페이징(Pagination) 필수, 상단에 전체 강좌 선택(Selectbox)과 이름 검색 폼 구현. </w:t>
-      </w:r>
-    </w:p>
-    <w:p>
-      <w:pPr>
-        <w:pStyle w:val="4"/>
-        <w:ind w:left="1200" w:hanging="400"/>
-      </w:pPr>
-      <w:r>
-        <w:t>4. 교사 등록 및 관리 기능</w:t>
-      </w:r>
-    </w:p>
-    <w:p>
-      <w:pPr>
-        <w:pStyle w:val="a6"/>
-        <w:numPr>
-          <w:ilvl w:val="0"/>
-          <w:numId w:val="6"/>
-        </w:numPr>
-      </w:pPr>
-      <w:r>
-        <w:rPr>
-          <w:rStyle w:val="citation-961"/>
-          <w:b/>
-          <w:bCs/>
-        </w:rPr>
-        <w:t>교사 등록 폼:</w:t>
-      </w:r>
-      <w:r>
-        <w:rPr>
-          <w:rStyle w:val="citation-961"/>
-        </w:rPr>
-        <w:t xml:space="preserve"> 사진(선택), 이름(필수), 전화번호(필수-숫자만), 비밀번호(최소 8자 이상, 대문자 및 특수문자 필수 포함, 한글 제외), 비밀번호 확인(필수), 이메일(필수-로그인 계정으로 사용, 중복확인 API 연동), 쓰고 싶은 말(선택, textarea)로 구성해. </w:t>
-      </w:r>
-    </w:p>
-    <w:p>
-      <w:pPr>
-        <w:pStyle w:val="a6"/>
-        <w:numPr>
-          <w:ilvl w:val="0"/>
-          <w:numId w:val="6"/>
-        </w:numPr>
-      </w:pPr>
-      <w:r>
-        <w:rPr>
-          <w:rStyle w:val="citation-960"/>
-          <w:b/>
-          <w:bCs/>
-        </w:rPr>
-        <w:t>관리자 교사 정보 수정:</w:t>
-      </w:r>
-      <w:r>
-        <w:rPr>
-          <w:rStyle w:val="citation-960"/>
-        </w:rPr>
-        <w:t xml:space="preserve"> 교사 정보 수정 폼에서 관리자가 해당 교사의 **비밀번호도 초기화(수정)**할 수 있게 필드를 열어둬. </w:t>
-      </w:r>
-    </w:p>
-    <w:p>
-      <w:pPr>
-        <w:pStyle w:val="a6"/>
-        <w:numPr>
-          <w:ilvl w:val="0"/>
-          <w:numId w:val="6"/>
-        </w:numPr>
-      </w:pPr>
-      <w:r>
-        <w:rPr>
-          <w:rStyle w:val="citation-959"/>
-          <w:b/>
-          <w:bCs/>
-        </w:rPr>
-        <w:t>반 배정 기능:</w:t>
-      </w:r>
-      <w:r>
-        <w:rPr>
-          <w:rStyle w:val="citation-959"/>
-        </w:rPr>
-        <w:t xml:space="preserve"> 다중 선택이나 개별 배정이 가능한 </w:t>
-      </w:r>
-      <w:r>
-        <w:rPr>
-          <w:rStyle w:val="citation-959"/>
-          <w:b/>
-          <w:bCs/>
-        </w:rPr>
-        <w:t>반 설정 Selectbox</w:t>
-      </w:r>
-      <w:r>
-        <w:rPr>
-          <w:rStyle w:val="citation-959"/>
-        </w:rPr>
-        <w:t xml:space="preserve">를 구현해. </w:t>
-      </w:r>
-    </w:p>
-    <w:p>
-      <w:pPr>
-        <w:pStyle w:val="a6"/>
-        <w:numPr>
-          <w:ilvl w:val="0"/>
-          <w:numId w:val="6"/>
-        </w:numPr>
-      </w:pPr>
-      <w:r>
-        <w:rPr>
-          <w:b/>
-          <w:bCs/>
-        </w:rPr>
-        <w:t>반 배정 시 종료 강좌 노출 차단:</w:t>
-      </w:r>
-    </w:p>
-    <w:p>
-      <w:pPr>
-        <w:pStyle w:val="a6"/>
-        <w:numPr>
-          <w:ilvl w:val="1"/>
-          <w:numId w:val="6"/>
-        </w:numPr>
-      </w:pPr>
-      <w:r>
-        <w:rPr>
-          <w:rStyle w:val="citation-958"/>
-        </w:rPr>
-        <w:t xml:space="preserve">최고 관리자가 교사에게 반을 배정(다중 선택 또는 개별 배정)할 때 사용하는 '반 설정 Selectbox' 목록에서, 상태값이 **'종료(closed)'**인 강좌는 자동으로 제외하고 오직 **'진행 중(active)'**인 강좌만 리스트에 노출되도록 쿼리를 구성해. </w:t>
-      </w:r>
-    </w:p>
-    <w:p>
-      <w:pPr>
-        <w:pStyle w:val="a6"/>
-        <w:numPr>
-          <w:ilvl w:val="1"/>
-          <w:numId w:val="6"/>
-        </w:numPr>
-      </w:pPr>
-      <w:r>
-        <w:rPr>
-          <w:rStyle w:val="citation-957"/>
-        </w:rPr>
-        <w:t xml:space="preserve">이를 통해 이미 끝난 과정에 교사가 잘못 배정되는 운영상의 실수를 원천 차단하고, 현재 활성화된 반에만 정확히 배정할 수 있도록 구현해 줘. </w:t>
-      </w:r>
-    </w:p>
-    <w:p>
-      <w:pPr>
-        <w:pStyle w:val="4"/>
-        <w:ind w:left="1200" w:hanging="400"/>
-      </w:pPr>
-      <w:r>
-        <w:t>5. 강좌 개설 및 스마트 에디터 기반 파일 관리 (매우 중요)</w:t>
-      </w:r>
-    </w:p>
-    <w:p>
-      <w:pPr>
-        <w:pStyle w:val="a6"/>
-        <w:numPr>
-          <w:ilvl w:val="0"/>
-          <w:numId w:val="7"/>
-        </w:numPr>
-      </w:pPr>
-      <w:r>
-        <w:rPr>
-          <w:rStyle w:val="citation-956"/>
-          <w:b/>
-          <w:bCs/>
-        </w:rPr>
-        <w:t>개설 조건:</w:t>
-      </w:r>
-      <w:r>
-        <w:rPr>
-          <w:rStyle w:val="citation-956"/>
-        </w:rPr>
-        <w:t xml:space="preserve"> DB 상 등록된 활성 교사가 1명 이상일 때만 '강좌 개설 버튼' 활성화 (0명이면 disabled). </w:t>
-      </w:r>
-    </w:p>
-    <w:p>
-      <w:pPr>
-        <w:pStyle w:val="a6"/>
-        <w:numPr>
-          <w:ilvl w:val="0"/>
-          <w:numId w:val="7"/>
-        </w:numPr>
-      </w:pPr>
-      <w:r>
-        <w:rPr>
-          <w:b/>
-          <w:bCs/>
-        </w:rPr>
-        <w:t>강좌 등록 폼 구성:</w:t>
-      </w:r>
-    </w:p>
-    <w:p>
-      <w:pPr>
-        <w:pStyle w:val="a6"/>
-        <w:numPr>
-          <w:ilvl w:val="1"/>
-          <w:numId w:val="7"/>
-        </w:numPr>
-      </w:pPr>
-      <w:r>
-        <w:rPr>
-          <w:rStyle w:val="citation-955"/>
-        </w:rPr>
-        <w:t xml:space="preserve">강좌명 (필수): 텍스트 입력. </w:t>
-      </w:r>
-    </w:p>
-    <w:p>
-      <w:pPr>
-        <w:pStyle w:val="a6"/>
-        <w:numPr>
-          <w:ilvl w:val="1"/>
-          <w:numId w:val="7"/>
-        </w:numPr>
-      </w:pPr>
-      <w:r>
-        <w:rPr>
-          <w:rStyle w:val="citation-954"/>
-        </w:rPr>
-        <w:t xml:space="preserve">담당 교사 선택 (필수): 활성화된 교사 목록을 Selectbox로 선택. </w:t>
-      </w:r>
-    </w:p>
-    <w:p>
-      <w:pPr>
-        <w:pStyle w:val="a6"/>
-        <w:numPr>
-          <w:ilvl w:val="0"/>
-          <w:numId w:val="7"/>
-        </w:numPr>
-      </w:pPr>
-      <w:r>
-        <w:rPr>
-          <w:rStyle w:val="citation-953"/>
-          <w:b/>
-          <w:bCs/>
-        </w:rPr>
-        <w:t>글 작성(저장) 시간 로직 (자동 생성):</w:t>
-      </w:r>
-      <w:r>
-        <w:rPr>
-          <w:rStyle w:val="citation-953"/>
-        </w:rPr>
-        <w:t xml:space="preserve"> 사용자가 달력 UI 등으로 기간이나 날짜를 입력받는 폼은 아예 빼버려. </w:t>
-      </w:r>
-    </w:p>
-    <w:p>
-      <w:pPr>
-        <w:pStyle w:val="a6"/>
-        <w:numPr>
-          <w:ilvl w:val="0"/>
-          <w:numId w:val="7"/>
-        </w:numPr>
-      </w:pPr>
-      <w:r>
-        <w:rPr>
-          <w:rStyle w:val="citation-952"/>
-        </w:rPr>
-        <w:t xml:space="preserve">대신 강좌 등록(저장) 버튼을 누르는 순간, 백엔드 로직에서 현재 시스템 시간을 </w:t>
-      </w:r>
-      <w:r>
-        <w:rPr>
-          <w:rStyle w:val="citation-952"/>
-          <w:rFonts w:ascii="굴림체" w:eastAsia="굴림체" w:hAnsi="굴림체" w:cs="굴림체"/>
-          <w:b/>
-          <w:bCs/>
-        </w:rPr>
-        <w:t>yymmddHis</w:t>
-      </w:r>
-      <w:r>
-        <w:rPr>
-          <w:rStyle w:val="citation-952"/>
-          <w:b/>
-          <w:bCs/>
-        </w:rPr>
-        <w:t xml:space="preserve"> (예: 260401090500)</w:t>
-      </w:r>
-      <w:r>
-        <w:rPr>
-          <w:rStyle w:val="citation-952"/>
-        </w:rPr>
-        <w:t xml:space="preserve"> 포맷으로 자동 생성하여 DB에 등록 시간으로 함께 꽂아 넣어줘. </w:t>
-      </w:r>
-    </w:p>
-    <w:p>
-      <w:pPr>
-        <w:pStyle w:val="a6"/>
-        <w:numPr>
-          <w:ilvl w:val="0"/>
-          <w:numId w:val="7"/>
-        </w:numPr>
-      </w:pPr>
-      <w:r>
-        <w:rPr>
-          <w:rStyle w:val="citation-951"/>
-          <w:b/>
-          <w:bCs/>
-        </w:rPr>
-        <w:t>강좌 내용 (필수 - 스마트 에디터 적용):</w:t>
-      </w:r>
-      <w:r>
-        <w:rPr>
-          <w:rStyle w:val="citation-951"/>
-        </w:rPr>
-        <w:t xml:space="preserve"> 텍스트 굵기, 크기 등 서식 변경이 가능한 스마트 에디터를 적용해. </w:t>
-      </w:r>
-      <w:r>
-        <w:rPr>
-          <w:rStyle w:val="citation-950"/>
-        </w:rPr>
-        <w:t xml:space="preserve">에디터 본문 내 이미지 삽입(Inline) 및 별도 첨부 파일(Attachments) 업로드 기능을 구현해. </w:t>
-      </w:r>
-    </w:p>
-    <w:p>
-      <w:pPr>
-        <w:pStyle w:val="a6"/>
-        <w:numPr>
-          <w:ilvl w:val="0"/>
-          <w:numId w:val="7"/>
-        </w:numPr>
-      </w:pPr>
-      <w:r>
-        <w:rPr>
-          <w:b/>
-          <w:bCs/>
-        </w:rPr>
-        <w:lastRenderedPageBreak/>
-        <w:t>서버 파일 관리 및 찌꺼기 방지 로직 (Clean Server 정책):</w:t>
-      </w:r>
-    </w:p>
-    <w:p>
-      <w:pPr>
-        <w:pStyle w:val="a6"/>
-        <w:numPr>
-          <w:ilvl w:val="1"/>
-          <w:numId w:val="7"/>
-        </w:numPr>
-      </w:pPr>
-      <w:r>
-        <w:rPr>
-          <w:rStyle w:val="citation-949"/>
-          <w:b/>
-          <w:bCs/>
-        </w:rPr>
-        <w:t>업로드 디렉토리 동적(Dynamic) 생성:</w:t>
-      </w:r>
-      <w:r>
-        <w:rPr>
-          <w:rStyle w:val="citation-949"/>
-        </w:rPr>
-        <w:t xml:space="preserve"> 업로드 함수를 만들 때 하드코딩하지 말고, 게시판 종류(예: </w:t>
-      </w:r>
-      <w:r>
-        <w:rPr>
-          <w:rStyle w:val="citation-949"/>
-          <w:rFonts w:ascii="굴림체" w:eastAsia="굴림체" w:hAnsi="굴림체" w:cs="굴림체"/>
-        </w:rPr>
-        <w:t>course</w:t>
-      </w:r>
-      <w:r>
-        <w:rPr>
-          <w:rStyle w:val="citation-949"/>
-        </w:rPr>
-        <w:t xml:space="preserve">, </w:t>
-      </w:r>
-      <w:r>
-        <w:rPr>
-          <w:rStyle w:val="citation-949"/>
-          <w:rFonts w:ascii="굴림체" w:eastAsia="굴림체" w:hAnsi="굴림체" w:cs="굴림체"/>
-        </w:rPr>
-        <w:t>notice</w:t>
-      </w:r>
-      <w:r>
-        <w:rPr>
-          <w:rStyle w:val="citation-949"/>
-        </w:rPr>
-        <w:t xml:space="preserve"> 등)를 변수로 받아 디렉토리를 동적으로 생성해. </w:t>
-      </w:r>
-    </w:p>
-    <w:p>
-      <w:pPr>
-        <w:pStyle w:val="a6"/>
-        <w:numPr>
-          <w:ilvl w:val="2"/>
-          <w:numId w:val="7"/>
-        </w:numPr>
-      </w:pPr>
-      <w:r>
-        <w:rPr>
-          <w:rStyle w:val="citation-948"/>
-        </w:rPr>
-        <w:t xml:space="preserve">본문 내 이미지: </w:t>
-      </w:r>
-      <w:r>
-        <w:rPr>
-          <w:rStyle w:val="citation-948"/>
-          <w:rFonts w:ascii="굴림체" w:eastAsia="굴림체" w:hAnsi="굴림체" w:cs="굴림체"/>
-        </w:rPr>
-        <w:t>uploads/{게시판종류}/년도/월/inline/</w:t>
-      </w:r>
-      <w:r>
-        <w:rPr>
-          <w:rStyle w:val="citation-948"/>
-        </w:rPr>
-        <w:t xml:space="preserve"> </w:t>
-      </w:r>
-    </w:p>
-    <w:p>
-      <w:pPr>
-        <w:pStyle w:val="a6"/>
-        <w:numPr>
-          <w:ilvl w:val="2"/>
-          <w:numId w:val="7"/>
-        </w:numPr>
-      </w:pPr>
-      <w:r>
-        <w:rPr>
-          <w:rStyle w:val="citation-947"/>
-        </w:rPr>
-        <w:t xml:space="preserve">별도 첨부 파일: </w:t>
-      </w:r>
-      <w:r>
-        <w:rPr>
-          <w:rStyle w:val="citation-947"/>
-          <w:rFonts w:ascii="굴림체" w:eastAsia="굴림체" w:hAnsi="굴림체" w:cs="굴림체"/>
-        </w:rPr>
-        <w:t>uploads/{게시판종류}/년도/월/attachments/</w:t>
-      </w:r>
-      <w:r>
-        <w:rPr>
-          <w:rStyle w:val="citation-947"/>
-        </w:rPr>
-        <w:t xml:space="preserve"> </w:t>
-      </w:r>
-    </w:p>
-    <w:p>
-      <w:pPr>
-        <w:pStyle w:val="a6"/>
-        <w:numPr>
-          <w:ilvl w:val="1"/>
-          <w:numId w:val="7"/>
-        </w:numPr>
-      </w:pPr>
-      <w:r>
-        <w:rPr>
-          <w:rStyle w:val="citation-946"/>
-          <w:b/>
-          <w:bCs/>
-        </w:rPr>
-        <w:t>수정 시 파일 완벽 교체 로직:</w:t>
-      </w:r>
-      <w:r>
-        <w:rPr>
-          <w:rStyle w:val="citation-946"/>
-        </w:rPr>
-        <w:t xml:space="preserve"> 글 내용을 수정할 때 본문 이미지가 빠지거나 다른 이미지로 교체된 경우, 혹은 첨부 파일이 변경된 경우 서버(Storage)에 남아있는 기존 구파일을 완벽하게 삭제하고 새 파일로 덮어씌워서 서버에 찌꺼기 파일이 절대 남지 않게 해. </w:t>
-      </w:r>
-    </w:p>
-    <w:p>
-      <w:pPr>
-        <w:pStyle w:val="a6"/>
-        <w:numPr>
-          <w:ilvl w:val="1"/>
-          <w:numId w:val="7"/>
-        </w:numPr>
-      </w:pPr>
-      <w:r>
-        <w:rPr>
-          <w:rStyle w:val="citation-945"/>
-          <w:b/>
-          <w:bCs/>
-        </w:rPr>
-        <w:t>원글 삭제 시 파일 동반 삭제:</w:t>
-      </w:r>
-      <w:r>
-        <w:rPr>
-          <w:rStyle w:val="citation-945"/>
-        </w:rPr>
-        <w:t xml:space="preserve"> 글(강좌) 자체가 삭제될 경우, 해당 글과 연관된 본문 내 이미지 및 첨부 파일들도 모두 서버에서 완벽하게 추적하여 지우는 구조로 구현해. </w:t>
+          <w:numId w:val="12"/>
+        </w:numPr>
+        <w:ind w:left="1160"/>
+      </w:pPr>
+      <w:r>
+        <w:rPr>
+          <w:rStyle w:val="citation-660"/>
+        </w:rPr>
+        <w:t>원글 삭제 시 파일 동반 삭제: 글(강좌) 자체가 삭제될 경우, 해당 글과 연관된 본문 내 이미지 및 첨부 파일들도 모두 서버에서 완벽하게 추적하여 지우는 구조로 구현해.</w:t>
       </w:r>
     </w:p>
     <w:p/>
@@ -1442,6 +1233,453 @@
 <file path=word/numbering.xml><?xml version="1.0" encoding="utf-8"?>
 <w:numbering xmlns:wpc="http://schemas.microsoft.com/office/word/2010/wordprocessingCanvas" xmlns:cx="http://schemas.microsoft.com/office/drawing/2014/chartex" xmlns:cx1="http://schemas.microsoft.com/office/drawing/2015/9/8/chartex" xmlns:cx2="http://schemas.microsoft.com/office/drawing/2015/10/21/chartex" xmlns:cx3="http://schemas.microsoft.com/office/drawing/2016/5/9/chartex" xmlns:cx4="http://schemas.microsoft.com/office/drawing/2016/5/10/chartex" xmlns:cx5="http://schemas.microsoft.com/office/drawing/2016/5/11/chartex" xmlns:cx6="http://schemas.microsoft.com/office/drawing/2016/5/12/chartex" xmlns:cx7="http://schemas.microsoft.com/office/drawing/2016/5/13/chartex" xmlns:cx8="http://schemas.microsoft.com/office/drawing/2016/5/14/chartex" xmlns:mc="http://schemas.openxmlformats.org/markup-compatibility/2006" xmlns:aink="http://schemas.microsoft.com/office/drawing/2016/ink" xmlns:am3d="http://schemas.microsoft.com/office/drawing/2017/model3d" xmlns:o="urn:schemas-microsoft-com:office:office" xmlns:r="http://schemas.openxmlformats.org/officeDocument/2006/relationships" xmlns:m="http://schemas.openxmlformats.org/officeDocument/2006/math" xmlns:v="urn:schemas-microsoft-com:vml" xmlns:wp14="http://schemas.microsoft.com/office/word/2010/wordprocessingDrawing" xmlns:wp="http://schemas.openxmlformats.org/drawingml/2006/wordprocessingDrawing" xmlns:w10="urn:schemas-microsoft-com:office:word" xmlns:w="http://schemas.openxmlformats.org/wordprocessingml/2006/main" xmlns:w14="http://schemas.microsoft.com/office/word/2010/wordml" xmlns:w15="http://schemas.microsoft.com/office/word/2012/wordml" xmlns:w16cex="http://schemas.microsoft.com/office/word/2018/wordml/cex" xmlns:w16cid="http://schemas.microsoft.com/office/word/2016/wordml/cid" xmlns:w16="http://schemas.microsoft.com/office/word/2018/wordml" xmlns:w16sdtdh="http://schemas.microsoft.com/office/word/2020/wordml/sdtdatahash" xmlns:w16se="http://schemas.microsoft.com/office/word/2015/wordml/symex" xmlns:wpg="http://schemas.microsoft.com/office/word/2010/wordprocessingGroup" xmlns:wpi="http://schemas.microsoft.com/office/word/2010/wordprocessingInk" xmlns:wne="http://schemas.microsoft.com/office/word/2006/wordml" xmlns:wps="http://schemas.microsoft.com/office/word/2010/wordprocessingShape" mc:Ignorable="w14 w15 w16se w16cid w16 w16cex w16sdtdh wp14">
   <w:abstractNum w:abstractNumId="0" w15:restartNumberingAfterBreak="0">
+    <w:nsid w:val="06FC2E2A"/>
+    <w:multiLevelType w:val="multilevel"/>
+    <w:tmpl w:val="794E2C5C"/>
+    <w:lvl w:ilvl="0">
+      <w:start w:val="1"/>
+      <w:numFmt w:val="bullet"/>
+      <w:lvlText w:val=""/>
+      <w:lvlJc w:val="left"/>
+      <w:pPr>
+        <w:tabs>
+          <w:tab w:val="num" w:pos="720"/>
+        </w:tabs>
+        <w:ind w:left="720" w:hanging="360"/>
+      </w:pPr>
+      <w:rPr>
+        <w:rFonts w:ascii="Symbol" w:hAnsi="Symbol" w:hint="default"/>
+        <w:sz w:val="20"/>
+      </w:rPr>
+    </w:lvl>
+    <w:lvl w:ilvl="1">
+      <w:start w:val="1"/>
+      <w:numFmt w:val="bullet"/>
+      <w:lvlText w:val="o"/>
+      <w:lvlJc w:val="left"/>
+      <w:pPr>
+        <w:tabs>
+          <w:tab w:val="num" w:pos="1440"/>
+        </w:tabs>
+        <w:ind w:left="1440" w:hanging="360"/>
+      </w:pPr>
+      <w:rPr>
+        <w:rFonts w:ascii="Courier New" w:hAnsi="Courier New" w:hint="default"/>
+        <w:sz w:val="20"/>
+      </w:rPr>
+    </w:lvl>
+    <w:lvl w:ilvl="2" w:tentative="1">
+      <w:start w:val="1"/>
+      <w:numFmt w:val="bullet"/>
+      <w:lvlText w:val=""/>
+      <w:lvlJc w:val="left"/>
+      <w:pPr>
+        <w:tabs>
+          <w:tab w:val="num" w:pos="2160"/>
+        </w:tabs>
+        <w:ind w:left="2160" w:hanging="360"/>
+      </w:pPr>
+      <w:rPr>
+        <w:rFonts w:ascii="Wingdings" w:hAnsi="Wingdings" w:hint="default"/>
+        <w:sz w:val="20"/>
+      </w:rPr>
+    </w:lvl>
+    <w:lvl w:ilvl="3" w:tentative="1">
+      <w:start w:val="1"/>
+      <w:numFmt w:val="bullet"/>
+      <w:lvlText w:val=""/>
+      <w:lvlJc w:val="left"/>
+      <w:pPr>
+        <w:tabs>
+          <w:tab w:val="num" w:pos="2880"/>
+        </w:tabs>
+        <w:ind w:left="2880" w:hanging="360"/>
+      </w:pPr>
+      <w:rPr>
+        <w:rFonts w:ascii="Wingdings" w:hAnsi="Wingdings" w:hint="default"/>
+        <w:sz w:val="20"/>
+      </w:rPr>
+    </w:lvl>
+    <w:lvl w:ilvl="4" w:tentative="1">
+      <w:start w:val="1"/>
+      <w:numFmt w:val="bullet"/>
+      <w:lvlText w:val=""/>
+      <w:lvlJc w:val="left"/>
+      <w:pPr>
+        <w:tabs>
+          <w:tab w:val="num" w:pos="3600"/>
+        </w:tabs>
+        <w:ind w:left="3600" w:hanging="360"/>
+      </w:pPr>
+      <w:rPr>
+        <w:rFonts w:ascii="Wingdings" w:hAnsi="Wingdings" w:hint="default"/>
+        <w:sz w:val="20"/>
+      </w:rPr>
+    </w:lvl>
+    <w:lvl w:ilvl="5" w:tentative="1">
+      <w:start w:val="1"/>
+      <w:numFmt w:val="bullet"/>
+      <w:lvlText w:val=""/>
+      <w:lvlJc w:val="left"/>
+      <w:pPr>
+        <w:tabs>
+          <w:tab w:val="num" w:pos="4320"/>
+        </w:tabs>
+        <w:ind w:left="4320" w:hanging="360"/>
+      </w:pPr>
+      <w:rPr>
+        <w:rFonts w:ascii="Wingdings" w:hAnsi="Wingdings" w:hint="default"/>
+        <w:sz w:val="20"/>
+      </w:rPr>
+    </w:lvl>
+    <w:lvl w:ilvl="6" w:tentative="1">
+      <w:start w:val="1"/>
+      <w:numFmt w:val="bullet"/>
+      <w:lvlText w:val=""/>
+      <w:lvlJc w:val="left"/>
+      <w:pPr>
+        <w:tabs>
+          <w:tab w:val="num" w:pos="5040"/>
+        </w:tabs>
+        <w:ind w:left="5040" w:hanging="360"/>
+      </w:pPr>
+      <w:rPr>
+        <w:rFonts w:ascii="Wingdings" w:hAnsi="Wingdings" w:hint="default"/>
+        <w:sz w:val="20"/>
+      </w:rPr>
+    </w:lvl>
+    <w:lvl w:ilvl="7" w:tentative="1">
+      <w:start w:val="1"/>
+      <w:numFmt w:val="bullet"/>
+      <w:lvlText w:val=""/>
+      <w:lvlJc w:val="left"/>
+      <w:pPr>
+        <w:tabs>
+          <w:tab w:val="num" w:pos="5760"/>
+        </w:tabs>
+        <w:ind w:left="5760" w:hanging="360"/>
+      </w:pPr>
+      <w:rPr>
+        <w:rFonts w:ascii="Wingdings" w:hAnsi="Wingdings" w:hint="default"/>
+        <w:sz w:val="20"/>
+      </w:rPr>
+    </w:lvl>
+    <w:lvl w:ilvl="8" w:tentative="1">
+      <w:start w:val="1"/>
+      <w:numFmt w:val="bullet"/>
+      <w:lvlText w:val=""/>
+      <w:lvlJc w:val="left"/>
+      <w:pPr>
+        <w:tabs>
+          <w:tab w:val="num" w:pos="6480"/>
+        </w:tabs>
+        <w:ind w:left="6480" w:hanging="360"/>
+      </w:pPr>
+      <w:rPr>
+        <w:rFonts w:ascii="Wingdings" w:hAnsi="Wingdings" w:hint="default"/>
+        <w:sz w:val="20"/>
+      </w:rPr>
+    </w:lvl>
+  </w:abstractNum>
+  <w:abstractNum w:abstractNumId="1" w15:restartNumberingAfterBreak="0">
+    <w:nsid w:val="0AC14D28"/>
+    <w:multiLevelType w:val="multilevel"/>
+    <w:tmpl w:val="65004F1E"/>
+    <w:lvl w:ilvl="0">
+      <w:start w:val="1"/>
+      <w:numFmt w:val="bullet"/>
+      <w:lvlText w:val=""/>
+      <w:lvlJc w:val="left"/>
+      <w:pPr>
+        <w:tabs>
+          <w:tab w:val="num" w:pos="720"/>
+        </w:tabs>
+        <w:ind w:left="720" w:hanging="360"/>
+      </w:pPr>
+      <w:rPr>
+        <w:rFonts w:ascii="Symbol" w:hAnsi="Symbol" w:hint="default"/>
+        <w:sz w:val="20"/>
+      </w:rPr>
+    </w:lvl>
+    <w:lvl w:ilvl="1">
+      <w:start w:val="1"/>
+      <w:numFmt w:val="bullet"/>
+      <w:lvlText w:val="o"/>
+      <w:lvlJc w:val="left"/>
+      <w:pPr>
+        <w:tabs>
+          <w:tab w:val="num" w:pos="1440"/>
+        </w:tabs>
+        <w:ind w:left="1440" w:hanging="360"/>
+      </w:pPr>
+      <w:rPr>
+        <w:rFonts w:ascii="Courier New" w:hAnsi="Courier New" w:hint="default"/>
+        <w:sz w:val="20"/>
+      </w:rPr>
+    </w:lvl>
+    <w:lvl w:ilvl="2" w:tentative="1">
+      <w:start w:val="1"/>
+      <w:numFmt w:val="bullet"/>
+      <w:lvlText w:val=""/>
+      <w:lvlJc w:val="left"/>
+      <w:pPr>
+        <w:tabs>
+          <w:tab w:val="num" w:pos="2160"/>
+        </w:tabs>
+        <w:ind w:left="2160" w:hanging="360"/>
+      </w:pPr>
+      <w:rPr>
+        <w:rFonts w:ascii="Wingdings" w:hAnsi="Wingdings" w:hint="default"/>
+        <w:sz w:val="20"/>
+      </w:rPr>
+    </w:lvl>
+    <w:lvl w:ilvl="3" w:tentative="1">
+      <w:start w:val="1"/>
+      <w:numFmt w:val="bullet"/>
+      <w:lvlText w:val=""/>
+      <w:lvlJc w:val="left"/>
+      <w:pPr>
+        <w:tabs>
+          <w:tab w:val="num" w:pos="2880"/>
+        </w:tabs>
+        <w:ind w:left="2880" w:hanging="360"/>
+      </w:pPr>
+      <w:rPr>
+        <w:rFonts w:ascii="Wingdings" w:hAnsi="Wingdings" w:hint="default"/>
+        <w:sz w:val="20"/>
+      </w:rPr>
+    </w:lvl>
+    <w:lvl w:ilvl="4" w:tentative="1">
+      <w:start w:val="1"/>
+      <w:numFmt w:val="bullet"/>
+      <w:lvlText w:val=""/>
+      <w:lvlJc w:val="left"/>
+      <w:pPr>
+        <w:tabs>
+          <w:tab w:val="num" w:pos="3600"/>
+        </w:tabs>
+        <w:ind w:left="3600" w:hanging="360"/>
+      </w:pPr>
+      <w:rPr>
+        <w:rFonts w:ascii="Wingdings" w:hAnsi="Wingdings" w:hint="default"/>
+        <w:sz w:val="20"/>
+      </w:rPr>
+    </w:lvl>
+    <w:lvl w:ilvl="5" w:tentative="1">
+      <w:start w:val="1"/>
+      <w:numFmt w:val="bullet"/>
+      <w:lvlText w:val=""/>
+      <w:lvlJc w:val="left"/>
+      <w:pPr>
+        <w:tabs>
+          <w:tab w:val="num" w:pos="4320"/>
+        </w:tabs>
+        <w:ind w:left="4320" w:hanging="360"/>
+      </w:pPr>
+      <w:rPr>
+        <w:rFonts w:ascii="Wingdings" w:hAnsi="Wingdings" w:hint="default"/>
+        <w:sz w:val="20"/>
+      </w:rPr>
+    </w:lvl>
+    <w:lvl w:ilvl="6" w:tentative="1">
+      <w:start w:val="1"/>
+      <w:numFmt w:val="bullet"/>
+      <w:lvlText w:val=""/>
+      <w:lvlJc w:val="left"/>
+      <w:pPr>
+        <w:tabs>
+          <w:tab w:val="num" w:pos="5040"/>
+        </w:tabs>
+        <w:ind w:left="5040" w:hanging="360"/>
+      </w:pPr>
+      <w:rPr>
+        <w:rFonts w:ascii="Wingdings" w:hAnsi="Wingdings" w:hint="default"/>
+        <w:sz w:val="20"/>
+      </w:rPr>
+    </w:lvl>
+    <w:lvl w:ilvl="7" w:tentative="1">
+      <w:start w:val="1"/>
+      <w:numFmt w:val="bullet"/>
+      <w:lvlText w:val=""/>
+      <w:lvlJc w:val="left"/>
+      <w:pPr>
+        <w:tabs>
+          <w:tab w:val="num" w:pos="5760"/>
+        </w:tabs>
+        <w:ind w:left="5760" w:hanging="360"/>
+      </w:pPr>
+      <w:rPr>
+        <w:rFonts w:ascii="Wingdings" w:hAnsi="Wingdings" w:hint="default"/>
+        <w:sz w:val="20"/>
+      </w:rPr>
+    </w:lvl>
+    <w:lvl w:ilvl="8" w:tentative="1">
+      <w:start w:val="1"/>
+      <w:numFmt w:val="bullet"/>
+      <w:lvlText w:val=""/>
+      <w:lvlJc w:val="left"/>
+      <w:pPr>
+        <w:tabs>
+          <w:tab w:val="num" w:pos="6480"/>
+        </w:tabs>
+        <w:ind w:left="6480" w:hanging="360"/>
+      </w:pPr>
+      <w:rPr>
+        <w:rFonts w:ascii="Wingdings" w:hAnsi="Wingdings" w:hint="default"/>
+        <w:sz w:val="20"/>
+      </w:rPr>
+    </w:lvl>
+  </w:abstractNum>
+  <w:abstractNum w:abstractNumId="2" w15:restartNumberingAfterBreak="0">
+    <w:nsid w:val="22F71D1E"/>
+    <w:multiLevelType w:val="multilevel"/>
+    <w:tmpl w:val="977CDB64"/>
+    <w:lvl w:ilvl="0">
+      <w:start w:val="1"/>
+      <w:numFmt w:val="bullet"/>
+      <w:lvlText w:val=""/>
+      <w:lvlJc w:val="left"/>
+      <w:pPr>
+        <w:tabs>
+          <w:tab w:val="num" w:pos="720"/>
+        </w:tabs>
+        <w:ind w:left="720" w:hanging="360"/>
+      </w:pPr>
+      <w:rPr>
+        <w:rFonts w:ascii="Symbol" w:hAnsi="Symbol" w:hint="default"/>
+        <w:sz w:val="20"/>
+      </w:rPr>
+    </w:lvl>
+    <w:lvl w:ilvl="1" w:tentative="1">
+      <w:start w:val="1"/>
+      <w:numFmt w:val="bullet"/>
+      <w:lvlText w:val="o"/>
+      <w:lvlJc w:val="left"/>
+      <w:pPr>
+        <w:tabs>
+          <w:tab w:val="num" w:pos="1440"/>
+        </w:tabs>
+        <w:ind w:left="1440" w:hanging="360"/>
+      </w:pPr>
+      <w:rPr>
+        <w:rFonts w:ascii="Courier New" w:hAnsi="Courier New" w:hint="default"/>
+        <w:sz w:val="20"/>
+      </w:rPr>
+    </w:lvl>
+    <w:lvl w:ilvl="2" w:tentative="1">
+      <w:start w:val="1"/>
+      <w:numFmt w:val="bullet"/>
+      <w:lvlText w:val=""/>
+      <w:lvlJc w:val="left"/>
+      <w:pPr>
+        <w:tabs>
+          <w:tab w:val="num" w:pos="2160"/>
+        </w:tabs>
+        <w:ind w:left="2160" w:hanging="360"/>
+      </w:pPr>
+      <w:rPr>
+        <w:rFonts w:ascii="Wingdings" w:hAnsi="Wingdings" w:hint="default"/>
+        <w:sz w:val="20"/>
+      </w:rPr>
+    </w:lvl>
+    <w:lvl w:ilvl="3" w:tentative="1">
+      <w:start w:val="1"/>
+      <w:numFmt w:val="bullet"/>
+      <w:lvlText w:val=""/>
+      <w:lvlJc w:val="left"/>
+      <w:pPr>
+        <w:tabs>
+          <w:tab w:val="num" w:pos="2880"/>
+        </w:tabs>
+        <w:ind w:left="2880" w:hanging="360"/>
+      </w:pPr>
+      <w:rPr>
+        <w:rFonts w:ascii="Wingdings" w:hAnsi="Wingdings" w:hint="default"/>
+        <w:sz w:val="20"/>
+      </w:rPr>
+    </w:lvl>
+    <w:lvl w:ilvl="4" w:tentative="1">
+      <w:start w:val="1"/>
+      <w:numFmt w:val="bullet"/>
+      <w:lvlText w:val=""/>
+      <w:lvlJc w:val="left"/>
+      <w:pPr>
+        <w:tabs>
+          <w:tab w:val="num" w:pos="3600"/>
+        </w:tabs>
+        <w:ind w:left="3600" w:hanging="360"/>
+      </w:pPr>
+      <w:rPr>
+        <w:rFonts w:ascii="Wingdings" w:hAnsi="Wingdings" w:hint="default"/>
+        <w:sz w:val="20"/>
+      </w:rPr>
+    </w:lvl>
+    <w:lvl w:ilvl="5" w:tentative="1">
+      <w:start w:val="1"/>
+      <w:numFmt w:val="bullet"/>
+      <w:lvlText w:val=""/>
+      <w:lvlJc w:val="left"/>
+      <w:pPr>
+        <w:tabs>
+          <w:tab w:val="num" w:pos="4320"/>
+        </w:tabs>
+        <w:ind w:left="4320" w:hanging="360"/>
+      </w:pPr>
+      <w:rPr>
+        <w:rFonts w:ascii="Wingdings" w:hAnsi="Wingdings" w:hint="default"/>
+        <w:sz w:val="20"/>
+      </w:rPr>
+    </w:lvl>
+    <w:lvl w:ilvl="6" w:tentative="1">
+      <w:start w:val="1"/>
+      <w:numFmt w:val="bullet"/>
+      <w:lvlText w:val=""/>
+      <w:lvlJc w:val="left"/>
+      <w:pPr>
+        <w:tabs>
+          <w:tab w:val="num" w:pos="5040"/>
+        </w:tabs>
+        <w:ind w:left="5040" w:hanging="360"/>
+      </w:pPr>
+      <w:rPr>
+        <w:rFonts w:ascii="Wingdings" w:hAnsi="Wingdings" w:hint="default"/>
+        <w:sz w:val="20"/>
+      </w:rPr>
+    </w:lvl>
+    <w:lvl w:ilvl="7" w:tentative="1">
+      <w:start w:val="1"/>
+      <w:numFmt w:val="bullet"/>
+      <w:lvlText w:val=""/>
+      <w:lvlJc w:val="left"/>
+      <w:pPr>
+        <w:tabs>
+          <w:tab w:val="num" w:pos="5760"/>
+        </w:tabs>
+        <w:ind w:left="5760" w:hanging="360"/>
+      </w:pPr>
+      <w:rPr>
+        <w:rFonts w:ascii="Wingdings" w:hAnsi="Wingdings" w:hint="default"/>
+        <w:sz w:val="20"/>
+      </w:rPr>
+    </w:lvl>
+    <w:lvl w:ilvl="8" w:tentative="1">
+      <w:start w:val="1"/>
+      <w:numFmt w:val="bullet"/>
+      <w:lvlText w:val=""/>
+      <w:lvlJc w:val="left"/>
+      <w:pPr>
+        <w:tabs>
+          <w:tab w:val="num" w:pos="6480"/>
+        </w:tabs>
+        <w:ind w:left="6480" w:hanging="360"/>
+      </w:pPr>
+      <w:rPr>
+        <w:rFonts w:ascii="Wingdings" w:hAnsi="Wingdings" w:hint="default"/>
+        <w:sz w:val="20"/>
+      </w:rPr>
+    </w:lvl>
+  </w:abstractNum>
+  <w:abstractNum w:abstractNumId="3" w15:restartNumberingAfterBreak="0">
     <w:nsid w:val="33812197"/>
     <w:multiLevelType w:val="multilevel"/>
     <w:tmpl w:val="A4700D8C"/>
@@ -1590,7 +1828,7 @@
       </w:rPr>
     </w:lvl>
   </w:abstractNum>
-  <w:abstractNum w:abstractNumId="1" w15:restartNumberingAfterBreak="0">
+  <w:abstractNum w:abstractNumId="4" w15:restartNumberingAfterBreak="0">
     <w:nsid w:val="37921D82"/>
     <w:multiLevelType w:val="multilevel"/>
     <w:tmpl w:val="5B18387C"/>
@@ -1735,7 +1973,7 @@
       </w:rPr>
     </w:lvl>
   </w:abstractNum>
-  <w:abstractNum w:abstractNumId="2" w15:restartNumberingAfterBreak="0">
+  <w:abstractNum w:abstractNumId="5" w15:restartNumberingAfterBreak="0">
     <w:nsid w:val="38682819"/>
     <w:multiLevelType w:val="multilevel"/>
     <w:tmpl w:val="DE18C49E"/>
@@ -1884,7 +2122,156 @@
       </w:rPr>
     </w:lvl>
   </w:abstractNum>
-  <w:abstractNum w:abstractNumId="3" w15:restartNumberingAfterBreak="0">
+  <w:abstractNum w:abstractNumId="6" w15:restartNumberingAfterBreak="0">
+    <w:nsid w:val="44AD63AF"/>
+    <w:multiLevelType w:val="multilevel"/>
+    <w:tmpl w:val="D4B6C0E0"/>
+    <w:lvl w:ilvl="0">
+      <w:start w:val="1"/>
+      <w:numFmt w:val="bullet"/>
+      <w:lvlText w:val=""/>
+      <w:lvlJc w:val="left"/>
+      <w:pPr>
+        <w:tabs>
+          <w:tab w:val="num" w:pos="720"/>
+        </w:tabs>
+        <w:ind w:left="720" w:hanging="360"/>
+      </w:pPr>
+      <w:rPr>
+        <w:rFonts w:ascii="Symbol" w:hAnsi="Symbol" w:hint="default"/>
+        <w:sz w:val="20"/>
+      </w:rPr>
+    </w:lvl>
+    <w:lvl w:ilvl="1">
+      <w:start w:val="1"/>
+      <w:numFmt w:val="bullet"/>
+      <w:lvlText w:val="o"/>
+      <w:lvlJc w:val="left"/>
+      <w:pPr>
+        <w:tabs>
+          <w:tab w:val="num" w:pos="1440"/>
+        </w:tabs>
+        <w:ind w:left="1440" w:hanging="360"/>
+      </w:pPr>
+      <w:rPr>
+        <w:rFonts w:ascii="Courier New" w:hAnsi="Courier New" w:hint="default"/>
+        <w:sz w:val="20"/>
+      </w:rPr>
+    </w:lvl>
+    <w:lvl w:ilvl="2" w:tentative="1">
+      <w:start w:val="1"/>
+      <w:numFmt w:val="bullet"/>
+      <w:lvlText w:val=""/>
+      <w:lvlJc w:val="left"/>
+      <w:pPr>
+        <w:tabs>
+          <w:tab w:val="num" w:pos="2160"/>
+        </w:tabs>
+        <w:ind w:left="2160" w:hanging="360"/>
+      </w:pPr>
+      <w:rPr>
+        <w:rFonts w:ascii="Wingdings" w:hAnsi="Wingdings" w:hint="default"/>
+        <w:sz w:val="20"/>
+      </w:rPr>
+    </w:lvl>
+    <w:lvl w:ilvl="3" w:tentative="1">
+      <w:start w:val="1"/>
+      <w:numFmt w:val="bullet"/>
+      <w:lvlText w:val=""/>
+      <w:lvlJc w:val="left"/>
+      <w:pPr>
+        <w:tabs>
+          <w:tab w:val="num" w:pos="2880"/>
+        </w:tabs>
+        <w:ind w:left="2880" w:hanging="360"/>
+      </w:pPr>
+      <w:rPr>
+        <w:rFonts w:ascii="Wingdings" w:hAnsi="Wingdings" w:hint="default"/>
+        <w:sz w:val="20"/>
+      </w:rPr>
+    </w:lvl>
+    <w:lvl w:ilvl="4" w:tentative="1">
+      <w:start w:val="1"/>
+      <w:numFmt w:val="bullet"/>
+      <w:lvlText w:val=""/>
+      <w:lvlJc w:val="left"/>
+      <w:pPr>
+        <w:tabs>
+          <w:tab w:val="num" w:pos="3600"/>
+        </w:tabs>
+        <w:ind w:left="3600" w:hanging="360"/>
+      </w:pPr>
+      <w:rPr>
+        <w:rFonts w:ascii="Wingdings" w:hAnsi="Wingdings" w:hint="default"/>
+        <w:sz w:val="20"/>
+      </w:rPr>
+    </w:lvl>
+    <w:lvl w:ilvl="5" w:tentative="1">
+      <w:start w:val="1"/>
+      <w:numFmt w:val="bullet"/>
+      <w:lvlText w:val=""/>
+      <w:lvlJc w:val="left"/>
+      <w:pPr>
+        <w:tabs>
+          <w:tab w:val="num" w:pos="4320"/>
+        </w:tabs>
+        <w:ind w:left="4320" w:hanging="360"/>
+      </w:pPr>
+      <w:rPr>
+        <w:rFonts w:ascii="Wingdings" w:hAnsi="Wingdings" w:hint="default"/>
+        <w:sz w:val="20"/>
+      </w:rPr>
+    </w:lvl>
+    <w:lvl w:ilvl="6" w:tentative="1">
+      <w:start w:val="1"/>
+      <w:numFmt w:val="bullet"/>
+      <w:lvlText w:val=""/>
+      <w:lvlJc w:val="left"/>
+      <w:pPr>
+        <w:tabs>
+          <w:tab w:val="num" w:pos="5040"/>
+        </w:tabs>
+        <w:ind w:left="5040" w:hanging="360"/>
+      </w:pPr>
+      <w:rPr>
+        <w:rFonts w:ascii="Wingdings" w:hAnsi="Wingdings" w:hint="default"/>
+        <w:sz w:val="20"/>
+      </w:rPr>
+    </w:lvl>
+    <w:lvl w:ilvl="7" w:tentative="1">
+      <w:start w:val="1"/>
+      <w:numFmt w:val="bullet"/>
+      <w:lvlText w:val=""/>
+      <w:lvlJc w:val="left"/>
+      <w:pPr>
+        <w:tabs>
+          <w:tab w:val="num" w:pos="5760"/>
+        </w:tabs>
+        <w:ind w:left="5760" w:hanging="360"/>
+      </w:pPr>
+      <w:rPr>
+        <w:rFonts w:ascii="Wingdings" w:hAnsi="Wingdings" w:hint="default"/>
+        <w:sz w:val="20"/>
+      </w:rPr>
+    </w:lvl>
+    <w:lvl w:ilvl="8" w:tentative="1">
+      <w:start w:val="1"/>
+      <w:numFmt w:val="bullet"/>
+      <w:lvlText w:val=""/>
+      <w:lvlJc w:val="left"/>
+      <w:pPr>
+        <w:tabs>
+          <w:tab w:val="num" w:pos="6480"/>
+        </w:tabs>
+        <w:ind w:left="6480" w:hanging="360"/>
+      </w:pPr>
+      <w:rPr>
+        <w:rFonts w:ascii="Wingdings" w:hAnsi="Wingdings" w:hint="default"/>
+        <w:sz w:val="20"/>
+      </w:rPr>
+    </w:lvl>
+  </w:abstractNum>
+  <w:abstractNum w:abstractNumId="7" w15:restartNumberingAfterBreak="0">
     <w:nsid w:val="4C15041B"/>
     <w:multiLevelType w:val="multilevel"/>
     <w:tmpl w:val="7C7624CE"/>
@@ -2033,7 +2420,7 @@
       </w:rPr>
     </w:lvl>
   </w:abstractNum>
-  <w:abstractNum w:abstractNumId="4" w15:restartNumberingAfterBreak="0">
+  <w:abstractNum w:abstractNumId="8" w15:restartNumberingAfterBreak="0">
     <w:nsid w:val="5785481C"/>
     <w:multiLevelType w:val="multilevel"/>
     <w:tmpl w:val="601460E4"/>
@@ -2182,45 +2569,191 @@
       </w:rPr>
     </w:lvl>
   </w:abstractNum>
+  <w:abstractNum w:abstractNumId="9" w15:restartNumberingAfterBreak="0">
+    <w:nsid w:val="657C23A4"/>
+    <w:multiLevelType w:val="multilevel"/>
+    <w:tmpl w:val="F828AE42"/>
+    <w:lvl w:ilvl="0">
+      <w:start w:val="1"/>
+      <w:numFmt w:val="bullet"/>
+      <w:lvlText w:val=""/>
+      <w:lvlJc w:val="left"/>
+      <w:pPr>
+        <w:tabs>
+          <w:tab w:val="num" w:pos="720"/>
+        </w:tabs>
+        <w:ind w:left="720" w:hanging="360"/>
+      </w:pPr>
+      <w:rPr>
+        <w:rFonts w:ascii="Symbol" w:hAnsi="Symbol" w:hint="default"/>
+        <w:sz w:val="20"/>
+      </w:rPr>
+    </w:lvl>
+    <w:lvl w:ilvl="1">
+      <w:start w:val="1"/>
+      <w:numFmt w:val="bullet"/>
+      <w:lvlText w:val="o"/>
+      <w:lvlJc w:val="left"/>
+      <w:pPr>
+        <w:tabs>
+          <w:tab w:val="num" w:pos="1440"/>
+        </w:tabs>
+        <w:ind w:left="1440" w:hanging="360"/>
+      </w:pPr>
+      <w:rPr>
+        <w:rFonts w:ascii="Courier New" w:hAnsi="Courier New" w:hint="default"/>
+        <w:sz w:val="20"/>
+      </w:rPr>
+    </w:lvl>
+    <w:lvl w:ilvl="2" w:tentative="1">
+      <w:start w:val="1"/>
+      <w:numFmt w:val="bullet"/>
+      <w:lvlText w:val=""/>
+      <w:lvlJc w:val="left"/>
+      <w:pPr>
+        <w:tabs>
+          <w:tab w:val="num" w:pos="2160"/>
+        </w:tabs>
+        <w:ind w:left="2160" w:hanging="360"/>
+      </w:pPr>
+      <w:rPr>
+        <w:rFonts w:ascii="Wingdings" w:hAnsi="Wingdings" w:hint="default"/>
+        <w:sz w:val="20"/>
+      </w:rPr>
+    </w:lvl>
+    <w:lvl w:ilvl="3" w:tentative="1">
+      <w:start w:val="1"/>
+      <w:numFmt w:val="bullet"/>
+      <w:lvlText w:val=""/>
+      <w:lvlJc w:val="left"/>
+      <w:pPr>
+        <w:tabs>
+          <w:tab w:val="num" w:pos="2880"/>
+        </w:tabs>
+        <w:ind w:left="2880" w:hanging="360"/>
+      </w:pPr>
+      <w:rPr>
+        <w:rFonts w:ascii="Wingdings" w:hAnsi="Wingdings" w:hint="default"/>
+        <w:sz w:val="20"/>
+      </w:rPr>
+    </w:lvl>
+    <w:lvl w:ilvl="4" w:tentative="1">
+      <w:start w:val="1"/>
+      <w:numFmt w:val="bullet"/>
+      <w:lvlText w:val=""/>
+      <w:lvlJc w:val="left"/>
+      <w:pPr>
+        <w:tabs>
+          <w:tab w:val="num" w:pos="3600"/>
+        </w:tabs>
+        <w:ind w:left="3600" w:hanging="360"/>
+      </w:pPr>
+      <w:rPr>
+        <w:rFonts w:ascii="Wingdings" w:hAnsi="Wingdings" w:hint="default"/>
+        <w:sz w:val="20"/>
+      </w:rPr>
+    </w:lvl>
+    <w:lvl w:ilvl="5" w:tentative="1">
+      <w:start w:val="1"/>
+      <w:numFmt w:val="bullet"/>
+      <w:lvlText w:val=""/>
+      <w:lvlJc w:val="left"/>
+      <w:pPr>
+        <w:tabs>
+          <w:tab w:val="num" w:pos="4320"/>
+        </w:tabs>
+        <w:ind w:left="4320" w:hanging="360"/>
+      </w:pPr>
+      <w:rPr>
+        <w:rFonts w:ascii="Wingdings" w:hAnsi="Wingdings" w:hint="default"/>
+        <w:sz w:val="20"/>
+      </w:rPr>
+    </w:lvl>
+    <w:lvl w:ilvl="6" w:tentative="1">
+      <w:start w:val="1"/>
+      <w:numFmt w:val="bullet"/>
+      <w:lvlText w:val=""/>
+      <w:lvlJc w:val="left"/>
+      <w:pPr>
+        <w:tabs>
+          <w:tab w:val="num" w:pos="5040"/>
+        </w:tabs>
+        <w:ind w:left="5040" w:hanging="360"/>
+      </w:pPr>
+      <w:rPr>
+        <w:rFonts w:ascii="Wingdings" w:hAnsi="Wingdings" w:hint="default"/>
+        <w:sz w:val="20"/>
+      </w:rPr>
+    </w:lvl>
+    <w:lvl w:ilvl="7" w:tentative="1">
+      <w:start w:val="1"/>
+      <w:numFmt w:val="bullet"/>
+      <w:lvlText w:val=""/>
+      <w:lvlJc w:val="left"/>
+      <w:pPr>
+        <w:tabs>
+          <w:tab w:val="num" w:pos="5760"/>
+        </w:tabs>
+        <w:ind w:left="5760" w:hanging="360"/>
+      </w:pPr>
+      <w:rPr>
+        <w:rFonts w:ascii="Wingdings" w:hAnsi="Wingdings" w:hint="default"/>
+        <w:sz w:val="20"/>
+      </w:rPr>
+    </w:lvl>
+    <w:lvl w:ilvl="8" w:tentative="1">
+      <w:start w:val="1"/>
+      <w:numFmt w:val="bullet"/>
+      <w:lvlText w:val=""/>
+      <w:lvlJc w:val="left"/>
+      <w:pPr>
+        <w:tabs>
+          <w:tab w:val="num" w:pos="6480"/>
+        </w:tabs>
+        <w:ind w:left="6480" w:hanging="360"/>
+      </w:pPr>
+      <w:rPr>
+        <w:rFonts w:ascii="Wingdings" w:hAnsi="Wingdings" w:hint="default"/>
+        <w:sz w:val="20"/>
+      </w:rPr>
+    </w:lvl>
+  </w:abstractNum>
   <w:num w:numId="1">
+    <w:abstractNumId w:val="8"/>
+  </w:num>
+  <w:num w:numId="2">
     <w:abstractNumId w:val="4"/>
   </w:num>
-  <w:num w:numId="2">
+  <w:num w:numId="3">
+    <w:abstractNumId w:val="4"/>
+    <w:lvlOverride w:ilvl="0"/>
+  </w:num>
+  <w:num w:numId="4">
+    <w:abstractNumId w:val="4"/>
+    <w:lvlOverride w:ilvl="0"/>
+  </w:num>
+  <w:num w:numId="5">
+    <w:abstractNumId w:val="5"/>
+  </w:num>
+  <w:num w:numId="6">
+    <w:abstractNumId w:val="7"/>
+  </w:num>
+  <w:num w:numId="7">
+    <w:abstractNumId w:val="3"/>
+  </w:num>
+  <w:num w:numId="8">
+    <w:abstractNumId w:val="2"/>
+  </w:num>
+  <w:num w:numId="9">
     <w:abstractNumId w:val="1"/>
   </w:num>
-  <w:num w:numId="3">
-    <w:abstractNumId w:val="1"/>
-    <w:lvlOverride w:ilvl="2">
-      <w:startOverride w:val="1"/>
-    </w:lvlOverride>
+  <w:num w:numId="10">
+    <w:abstractNumId w:val="9"/>
   </w:num>
-  <w:num w:numId="4">
-    <w:abstractNumId w:val="1"/>
-    <w:lvlOverride w:ilvl="2">
-      <w:lvl w:ilvl="2">
-        <w:numFmt w:val="bullet"/>
-        <w:lvlText w:val=""/>
-        <w:lvlJc w:val="left"/>
-        <w:pPr>
-          <w:tabs>
-            <w:tab w:val="num" w:pos="2160"/>
-          </w:tabs>
-          <w:ind w:left="2160" w:hanging="360"/>
-        </w:pPr>
-        <w:rPr>
-          <w:rFonts w:ascii="Wingdings" w:hAnsi="Wingdings" w:hint="default"/>
-          <w:sz w:val="20"/>
-        </w:rPr>
-      </w:lvl>
-    </w:lvlOverride>
+  <w:num w:numId="11">
+    <w:abstractNumId w:val="6"/>
   </w:num>
-  <w:num w:numId="5">
-    <w:abstractNumId w:val="2"/>
-  </w:num>
-  <w:num w:numId="6">
-    <w:abstractNumId w:val="3"/>
-  </w:num>
-  <w:num w:numId="7">
+  <w:num w:numId="12">
     <w:abstractNumId w:val="0"/>
   </w:num>
   <w:numIdMacAtCleanup w:val="7"/>
@@ -3466,6 +3999,211 @@
     <w:basedOn w:val="a0"/>
     <w:rsid w:val="009D33C2"/>
   </w:style>
+  <w:style w:type="character" w:customStyle="1" w:styleId="citation-700">
+    <w:name w:val="citation-700"/>
+    <w:basedOn w:val="a0"/>
+    <w:rsid w:val="001D35B6"/>
+  </w:style>
+  <w:style w:type="character" w:customStyle="1" w:styleId="citation-699">
+    <w:name w:val="citation-699"/>
+    <w:basedOn w:val="a0"/>
+    <w:rsid w:val="001D35B6"/>
+  </w:style>
+  <w:style w:type="character" w:customStyle="1" w:styleId="citation-698">
+    <w:name w:val="citation-698"/>
+    <w:basedOn w:val="a0"/>
+    <w:rsid w:val="001D35B6"/>
+  </w:style>
+  <w:style w:type="character" w:customStyle="1" w:styleId="citation-697">
+    <w:name w:val="citation-697"/>
+    <w:basedOn w:val="a0"/>
+    <w:rsid w:val="001D35B6"/>
+  </w:style>
+  <w:style w:type="character" w:customStyle="1" w:styleId="citation-696">
+    <w:name w:val="citation-696"/>
+    <w:basedOn w:val="a0"/>
+    <w:rsid w:val="001D35B6"/>
+  </w:style>
+  <w:style w:type="character" w:customStyle="1" w:styleId="citation-695">
+    <w:name w:val="citation-695"/>
+    <w:basedOn w:val="a0"/>
+    <w:rsid w:val="001D35B6"/>
+  </w:style>
+  <w:style w:type="character" w:customStyle="1" w:styleId="citation-694">
+    <w:name w:val="citation-694"/>
+    <w:basedOn w:val="a0"/>
+    <w:rsid w:val="001D35B6"/>
+  </w:style>
+  <w:style w:type="character" w:customStyle="1" w:styleId="citation-693">
+    <w:name w:val="citation-693"/>
+    <w:basedOn w:val="a0"/>
+    <w:rsid w:val="001D35B6"/>
+  </w:style>
+  <w:style w:type="character" w:customStyle="1" w:styleId="citation-692">
+    <w:name w:val="citation-692"/>
+    <w:basedOn w:val="a0"/>
+    <w:rsid w:val="001D35B6"/>
+  </w:style>
+  <w:style w:type="character" w:customStyle="1" w:styleId="citation-691">
+    <w:name w:val="citation-691"/>
+    <w:basedOn w:val="a0"/>
+    <w:rsid w:val="001D35B6"/>
+  </w:style>
+  <w:style w:type="character" w:customStyle="1" w:styleId="citation-690">
+    <w:name w:val="citation-690"/>
+    <w:basedOn w:val="a0"/>
+    <w:rsid w:val="001D35B6"/>
+  </w:style>
+  <w:style w:type="character" w:customStyle="1" w:styleId="citation-689">
+    <w:name w:val="citation-689"/>
+    <w:basedOn w:val="a0"/>
+    <w:rsid w:val="001D35B6"/>
+  </w:style>
+  <w:style w:type="character" w:customStyle="1" w:styleId="citation-688">
+    <w:name w:val="citation-688"/>
+    <w:basedOn w:val="a0"/>
+    <w:rsid w:val="001D35B6"/>
+  </w:style>
+  <w:style w:type="character" w:customStyle="1" w:styleId="citation-687">
+    <w:name w:val="citation-687"/>
+    <w:basedOn w:val="a0"/>
+    <w:rsid w:val="001D35B6"/>
+  </w:style>
+  <w:style w:type="character" w:customStyle="1" w:styleId="citation-686">
+    <w:name w:val="citation-686"/>
+    <w:basedOn w:val="a0"/>
+    <w:rsid w:val="001D35B6"/>
+  </w:style>
+  <w:style w:type="character" w:customStyle="1" w:styleId="citation-685">
+    <w:name w:val="citation-685"/>
+    <w:basedOn w:val="a0"/>
+    <w:rsid w:val="001D35B6"/>
+  </w:style>
+  <w:style w:type="character" w:customStyle="1" w:styleId="citation-684">
+    <w:name w:val="citation-684"/>
+    <w:basedOn w:val="a0"/>
+    <w:rsid w:val="001D35B6"/>
+  </w:style>
+  <w:style w:type="character" w:customStyle="1" w:styleId="citation-683">
+    <w:name w:val="citation-683"/>
+    <w:basedOn w:val="a0"/>
+    <w:rsid w:val="001D35B6"/>
+  </w:style>
+  <w:style w:type="character" w:customStyle="1" w:styleId="citation-682">
+    <w:name w:val="citation-682"/>
+    <w:basedOn w:val="a0"/>
+    <w:rsid w:val="001D35B6"/>
+  </w:style>
+  <w:style w:type="character" w:customStyle="1" w:styleId="citation-681">
+    <w:name w:val="citation-681"/>
+    <w:basedOn w:val="a0"/>
+    <w:rsid w:val="001D35B6"/>
+  </w:style>
+  <w:style w:type="character" w:customStyle="1" w:styleId="citation-680">
+    <w:name w:val="citation-680"/>
+    <w:basedOn w:val="a0"/>
+    <w:rsid w:val="001D35B6"/>
+  </w:style>
+  <w:style w:type="character" w:customStyle="1" w:styleId="citation-679">
+    <w:name w:val="citation-679"/>
+    <w:basedOn w:val="a0"/>
+    <w:rsid w:val="001D35B6"/>
+  </w:style>
+  <w:style w:type="character" w:customStyle="1" w:styleId="citation-678">
+    <w:name w:val="citation-678"/>
+    <w:basedOn w:val="a0"/>
+    <w:rsid w:val="001D35B6"/>
+  </w:style>
+  <w:style w:type="character" w:customStyle="1" w:styleId="citation-677">
+    <w:name w:val="citation-677"/>
+    <w:basedOn w:val="a0"/>
+    <w:rsid w:val="001D35B6"/>
+  </w:style>
+  <w:style w:type="character" w:customStyle="1" w:styleId="citation-676">
+    <w:name w:val="citation-676"/>
+    <w:basedOn w:val="a0"/>
+    <w:rsid w:val="001D35B6"/>
+  </w:style>
+  <w:style w:type="character" w:customStyle="1" w:styleId="citation-675">
+    <w:name w:val="citation-675"/>
+    <w:basedOn w:val="a0"/>
+    <w:rsid w:val="001D35B6"/>
+  </w:style>
+  <w:style w:type="character" w:customStyle="1" w:styleId="citation-674">
+    <w:name w:val="citation-674"/>
+    <w:basedOn w:val="a0"/>
+    <w:rsid w:val="001D35B6"/>
+  </w:style>
+  <w:style w:type="character" w:customStyle="1" w:styleId="citation-673">
+    <w:name w:val="citation-673"/>
+    <w:basedOn w:val="a0"/>
+    <w:rsid w:val="001D35B6"/>
+  </w:style>
+  <w:style w:type="character" w:customStyle="1" w:styleId="citation-672">
+    <w:name w:val="citation-672"/>
+    <w:basedOn w:val="a0"/>
+    <w:rsid w:val="001D35B6"/>
+  </w:style>
+  <w:style w:type="character" w:customStyle="1" w:styleId="citation-671">
+    <w:name w:val="citation-671"/>
+    <w:basedOn w:val="a0"/>
+    <w:rsid w:val="001D35B6"/>
+  </w:style>
+  <w:style w:type="character" w:customStyle="1" w:styleId="citation-670">
+    <w:name w:val="citation-670"/>
+    <w:basedOn w:val="a0"/>
+    <w:rsid w:val="001D35B6"/>
+  </w:style>
+  <w:style w:type="character" w:customStyle="1" w:styleId="citation-669">
+    <w:name w:val="citation-669"/>
+    <w:basedOn w:val="a0"/>
+    <w:rsid w:val="001D35B6"/>
+  </w:style>
+  <w:style w:type="character" w:customStyle="1" w:styleId="citation-668">
+    <w:name w:val="citation-668"/>
+    <w:basedOn w:val="a0"/>
+    <w:rsid w:val="001D35B6"/>
+  </w:style>
+  <w:style w:type="character" w:customStyle="1" w:styleId="citation-667">
+    <w:name w:val="citation-667"/>
+    <w:basedOn w:val="a0"/>
+    <w:rsid w:val="001D35B6"/>
+  </w:style>
+  <w:style w:type="character" w:customStyle="1" w:styleId="citation-666">
+    <w:name w:val="citation-666"/>
+    <w:basedOn w:val="a0"/>
+    <w:rsid w:val="001D35B6"/>
+  </w:style>
+  <w:style w:type="character" w:customStyle="1" w:styleId="citation-665">
+    <w:name w:val="citation-665"/>
+    <w:basedOn w:val="a0"/>
+    <w:rsid w:val="001D35B6"/>
+  </w:style>
+  <w:style w:type="character" w:customStyle="1" w:styleId="citation-664">
+    <w:name w:val="citation-664"/>
+    <w:basedOn w:val="a0"/>
+    <w:rsid w:val="001D35B6"/>
+  </w:style>
+  <w:style w:type="character" w:customStyle="1" w:styleId="citation-663">
+    <w:name w:val="citation-663"/>
+    <w:basedOn w:val="a0"/>
+    <w:rsid w:val="001D35B6"/>
+  </w:style>
+  <w:style w:type="character" w:customStyle="1" w:styleId="citation-662">
+    <w:name w:val="citation-662"/>
+    <w:basedOn w:val="a0"/>
+    <w:rsid w:val="001D35B6"/>
+  </w:style>
+  <w:style w:type="character" w:customStyle="1" w:styleId="citation-661">
+    <w:name w:val="citation-661"/>
+    <w:basedOn w:val="a0"/>
+    <w:rsid w:val="001D35B6"/>
+  </w:style>
+  <w:style w:type="character" w:customStyle="1" w:styleId="citation-660">
+    <w:name w:val="citation-660"/>
+    <w:basedOn w:val="a0"/>
+    <w:rsid w:val="001D35B6"/>
+  </w:style>
 </w:styles>
 </file>
 
